--- a/t02_s3.docx
+++ b/t02_s3.docx
@@ -3,2168 +3,1698 @@
 <w:document xmlns:wpc="http://schemas.microsoft.com/office/word/2010/wordprocessingCanvas" xmlns:mo="http://schemas.microsoft.com/office/mac/office/2008/main" xmlns:mc="http://schemas.openxmlformats.org/markup-compatibility/2006" xmlns:mv="urn:schemas-microsoft-com:mac:vml" xmlns:o="urn:schemas-microsoft-com:office:office" xmlns:r="http://schemas.openxmlformats.org/officeDocument/2006/relationships" xmlns:m="http://schemas.openxmlformats.org/officeDocument/2006/math" xmlns:v="urn:schemas-microsoft-com:vml" xmlns:wp14="http://schemas.microsoft.com/office/word/2010/wordprocessingDrawing" xmlns:wp="http://schemas.openxmlformats.org/drawingml/2006/wordprocessingDrawing" xmlns:w10="urn:schemas-microsoft-com:office:word" xmlns:w="http://schemas.openxmlformats.org/wordprocessingml/2006/main" xmlns:w14="http://schemas.microsoft.com/office/word/2010/wordml" xmlns:wpg="http://schemas.microsoft.com/office/word/2010/wordprocessingGroup" xmlns:wpi="http://schemas.microsoft.com/office/word/2010/wordprocessingInk" xmlns:wne="http://schemas.microsoft.com/office/word/2006/wordml" xmlns:wps="http://schemas.microsoft.com/office/word/2010/wordprocessingShape" mc:Ignorable="w14 wp14">
   <w:body>
     <w:p>
-      <w:pPr>
-        <w:spacing w:after="20" w:before="120"/>
-      </w:pPr>
-      <w:r>
-        <w:rPr>
-          <w:b/>
-          <w:sz w:val="22"/>
-        </w:rPr>
-        <w:t>Question: What is the correct depth of chest compression during neonatal resuscitation?</w:t>
-      </w:r>
-    </w:p>
-    <w:p>
-      <w:pPr>
-        <w:spacing w:after="0" w:before="0"/>
-      </w:pPr>
-      <w:r>
-        <w:rPr>
-          <w:b w:val="0"/>
-          <w:sz w:val="22"/>
-        </w:rPr>
-        <w:t>(a) About 5-6 cm</w:t>
-      </w:r>
-    </w:p>
-    <w:p>
-      <w:pPr>
-        <w:spacing w:after="0" w:before="0"/>
-      </w:pPr>
-      <w:r>
-        <w:rPr>
-          <w:b w:val="0"/>
-          <w:sz w:val="22"/>
-        </w:rPr>
-        <w:t>(b) About one-third of the anteroposterior diameter of the chest</w:t>
-      </w:r>
-    </w:p>
-    <w:p>
-      <w:pPr>
-        <w:spacing w:after="0" w:before="0"/>
-      </w:pPr>
-      <w:r>
-        <w:rPr>
-          <w:b w:val="0"/>
-          <w:sz w:val="22"/>
-        </w:rPr>
-        <w:t>(c) Half of the chest diameter</w:t>
-      </w:r>
-    </w:p>
-    <w:p>
-      <w:pPr>
-        <w:spacing w:after="0" w:before="0"/>
-      </w:pPr>
-      <w:r>
-        <w:rPr>
-          <w:b w:val="0"/>
-          <w:sz w:val="22"/>
-        </w:rPr>
-        <w:t>(d) About 2 cm only</w:t>
-      </w:r>
-    </w:p>
-    <w:p>
-      <w:pPr>
-        <w:spacing w:after="0" w:before="40"/>
-      </w:pPr>
-      <w:r>
-        <w:rPr>
-          <w:b/>
-          <w:sz w:val="22"/>
-        </w:rPr>
-        <w:t>Answer: b</w:t>
-      </w:r>
-    </w:p>
-    <w:p>
-      <w:pPr>
-        <w:spacing w:after="0" w:before="0"/>
-      </w:pPr>
-      <w:r>
-        <w:rPr>
-          <w:b w:val="0"/>
-          <w:sz w:val="21"/>
-        </w:rPr>
-        <w:t>Solution: In neonatal resuscitation, chest compressions should depress the sternum to about one-third of the anteroposterior diameter of the chest.</w:t>
-      </w:r>
-    </w:p>
-    <w:p>
-      <w:pPr>
-        <w:spacing w:after="0" w:before="0"/>
-      </w:pPr>
-      <w:r>
-        <w:rPr>
-          <w:b w:val="0"/>
-          <w:sz w:val="20"/>
-        </w:rPr>
-        <w:t>Positive Marks: 1</w:t>
-      </w:r>
-    </w:p>
-    <w:p>
-      <w:pPr>
-        <w:spacing w:after="160" w:before="0"/>
-      </w:pPr>
-      <w:r>
-        <w:rPr>
-          <w:b w:val="0"/>
-          <w:sz w:val="20"/>
-        </w:rPr>
-        <w:t>Negative Marks: 0.25</w:t>
-      </w:r>
-    </w:p>
-    <w:p>
-      <w:pPr>
-        <w:spacing w:after="20" w:before="120"/>
-      </w:pPr>
-      <w:r>
-        <w:rPr>
-          <w:b/>
-          <w:sz w:val="22"/>
-        </w:rPr>
-        <w:t>Question: Which Gram-negative diplococcus bacterium causes Neisseria Gonorrhoeae infection?</w:t>
-      </w:r>
-    </w:p>
-    <w:p>
-      <w:pPr>
-        <w:spacing w:after="0" w:before="0"/>
-      </w:pPr>
-      <w:r>
-        <w:rPr>
-          <w:b w:val="0"/>
-          <w:sz w:val="22"/>
-        </w:rPr>
-        <w:t>(a) Stylus gonorrhoeae</w:t>
-      </w:r>
-    </w:p>
-    <w:p>
-      <w:pPr>
-        <w:spacing w:after="0" w:before="0"/>
-      </w:pPr>
-      <w:r>
-        <w:rPr>
-          <w:b w:val="0"/>
-          <w:sz w:val="22"/>
-        </w:rPr>
-        <w:t>(b) Treponema pallidum</w:t>
-      </w:r>
-    </w:p>
-    <w:p>
-      <w:pPr>
-        <w:spacing w:after="0" w:before="0"/>
-      </w:pPr>
-      <w:r>
-        <w:rPr>
-          <w:b w:val="0"/>
-          <w:sz w:val="22"/>
-        </w:rPr>
-        <w:t>(c) Streptococcus pneumoniae</w:t>
-      </w:r>
-    </w:p>
-    <w:p>
-      <w:pPr>
-        <w:spacing w:after="0" w:before="0"/>
-      </w:pPr>
-      <w:r>
-        <w:rPr>
-          <w:b w:val="0"/>
-          <w:sz w:val="22"/>
-        </w:rPr>
-        <w:t>(d) Neisseria gonorrhoeae</w:t>
-      </w:r>
-    </w:p>
-    <w:p>
-      <w:pPr>
-        <w:spacing w:after="0" w:before="40"/>
-      </w:pPr>
-      <w:r>
-        <w:rPr>
-          <w:b/>
-          <w:sz w:val="22"/>
-        </w:rPr>
-        <w:t>Answer: d</w:t>
-      </w:r>
-    </w:p>
-    <w:p>
-      <w:pPr>
-        <w:spacing w:after="0" w:before="0"/>
-      </w:pPr>
-      <w:r>
-        <w:rPr>
-          <w:b w:val="0"/>
-          <w:sz w:val="21"/>
-        </w:rPr>
-        <w:t>Solution: Neisseria gonorrhoeae is a Gram-negative diplococcus responsible for sexually transmitted gonococcal urethritis and cervicitis.</w:t>
-      </w:r>
-    </w:p>
-    <w:p>
-      <w:pPr>
-        <w:spacing w:after="0" w:before="0"/>
-      </w:pPr>
-      <w:r>
-        <w:rPr>
-          <w:b w:val="0"/>
-          <w:sz w:val="20"/>
-        </w:rPr>
-        <w:t>Positive Marks: 1</w:t>
-      </w:r>
-    </w:p>
-    <w:p>
-      <w:pPr>
-        <w:spacing w:after="160" w:before="0"/>
-      </w:pPr>
-      <w:r>
-        <w:rPr>
-          <w:b w:val="0"/>
-          <w:sz w:val="20"/>
-        </w:rPr>
-        <w:t>Negative Marks: 0.25</w:t>
-      </w:r>
-    </w:p>
-    <w:p>
-      <w:pPr>
-        <w:spacing w:after="20" w:before="120"/>
-      </w:pPr>
-      <w:r>
-        <w:rPr>
-          <w:b/>
-          <w:sz w:val="22"/>
-        </w:rPr>
-        <w:t>Question: A burn patient with 30% TBSA burns in the first 24 hours should be monitored most closely for:</w:t>
-      </w:r>
-    </w:p>
-    <w:p>
-      <w:pPr>
-        <w:spacing w:after="0" w:before="0"/>
-      </w:pPr>
-      <w:r>
-        <w:rPr>
-          <w:b w:val="0"/>
-          <w:sz w:val="22"/>
-        </w:rPr>
-        <w:t>(a) Constipation</w:t>
-      </w:r>
-    </w:p>
-    <w:p>
-      <w:pPr>
-        <w:spacing w:after="0" w:before="0"/>
-      </w:pPr>
-      <w:r>
-        <w:rPr>
-          <w:b w:val="0"/>
-          <w:sz w:val="22"/>
-        </w:rPr>
-        <w:t>(b) Hypovolaemic shock</w:t>
-      </w:r>
-    </w:p>
-    <w:p>
-      <w:pPr>
-        <w:spacing w:after="0" w:before="0"/>
-      </w:pPr>
-      <w:r>
-        <w:rPr>
-          <w:b w:val="0"/>
-          <w:sz w:val="22"/>
-        </w:rPr>
-        <w:t>(c) Hyperkalemia only</w:t>
-      </w:r>
-    </w:p>
-    <w:p>
-      <w:pPr>
-        <w:spacing w:after="0" w:before="0"/>
-      </w:pPr>
-      <w:r>
-        <w:rPr>
-          <w:b w:val="0"/>
-          <w:sz w:val="22"/>
-        </w:rPr>
-        <w:t>(d) Hyperglycemia</w:t>
-      </w:r>
-    </w:p>
-    <w:p>
-      <w:pPr>
-        <w:spacing w:after="0" w:before="40"/>
-      </w:pPr>
-      <w:r>
-        <w:rPr>
-          <w:b/>
-          <w:sz w:val="22"/>
-        </w:rPr>
-        <w:t>Answer: b</w:t>
-      </w:r>
-    </w:p>
-    <w:p>
-      <w:pPr>
-        <w:spacing w:after="0" w:before="0"/>
-      </w:pPr>
-      <w:r>
-        <w:rPr>
-          <w:b w:val="0"/>
-          <w:sz w:val="21"/>
-        </w:rPr>
-        <w:t>Solution: Fluid shift from the intravascular compartment causes hypovolaemic shock in the first 24-48 hours after burns.</w:t>
-      </w:r>
-    </w:p>
-    <w:p>
-      <w:pPr>
-        <w:spacing w:after="0" w:before="0"/>
-      </w:pPr>
-      <w:r>
-        <w:rPr>
-          <w:b w:val="0"/>
-          <w:sz w:val="20"/>
-        </w:rPr>
-        <w:t>Positive Marks: 1</w:t>
-      </w:r>
-    </w:p>
-    <w:p>
-      <w:pPr>
-        <w:spacing w:after="160" w:before="0"/>
-      </w:pPr>
-      <w:r>
-        <w:rPr>
-          <w:b w:val="0"/>
-          <w:sz w:val="20"/>
-        </w:rPr>
-        <w:t>Negative Marks: 0.25</w:t>
-      </w:r>
-    </w:p>
-    <w:p>
-      <w:pPr>
-        <w:spacing w:after="20" w:before="120"/>
-      </w:pPr>
-      <w:r>
-        <w:rPr>
-          <w:b/>
-          <w:sz w:val="22"/>
-        </w:rPr>
-        <w:t>Question: Severe, painful vaginal bleeding in the third trimester (34 weeks) with uterine tenderness indicates</w:t>
-      </w:r>
-    </w:p>
-    <w:p>
-      <w:pPr>
-        <w:spacing w:after="0" w:before="0"/>
-      </w:pPr>
-      <w:r>
-        <w:rPr>
-          <w:b w:val="0"/>
-          <w:sz w:val="22"/>
-        </w:rPr>
-        <w:t>(a) Abruptio Placentae</w:t>
-      </w:r>
-    </w:p>
-    <w:p>
-      <w:pPr>
-        <w:spacing w:after="0" w:before="0"/>
-      </w:pPr>
-      <w:r>
-        <w:rPr>
-          <w:b w:val="0"/>
-          <w:sz w:val="22"/>
-        </w:rPr>
-        <w:t>(b) Placenta Previa</w:t>
-      </w:r>
-    </w:p>
-    <w:p>
-      <w:pPr>
-        <w:spacing w:after="0" w:before="0"/>
-      </w:pPr>
-      <w:r>
-        <w:rPr>
-          <w:b w:val="0"/>
-          <w:sz w:val="22"/>
-        </w:rPr>
-        <w:t>(c) Placenta Accreta</w:t>
-      </w:r>
-    </w:p>
-    <w:p>
-      <w:pPr>
-        <w:spacing w:after="0" w:before="0"/>
-      </w:pPr>
-      <w:r>
-        <w:rPr>
-          <w:b w:val="0"/>
-          <w:sz w:val="22"/>
-        </w:rPr>
-        <w:t>(d) Placenta Percreta</w:t>
-      </w:r>
-    </w:p>
-    <w:p>
-      <w:pPr>
-        <w:spacing w:after="0" w:before="40"/>
-      </w:pPr>
-      <w:r>
-        <w:rPr>
-          <w:b/>
-          <w:sz w:val="22"/>
-        </w:rPr>
-        <w:t>Answer: a</w:t>
-      </w:r>
-    </w:p>
-    <w:p>
-      <w:pPr>
-        <w:spacing w:after="0" w:before="0"/>
-      </w:pPr>
-      <w:r>
-        <w:rPr>
-          <w:b w:val="0"/>
-          <w:sz w:val="21"/>
-        </w:rPr>
-        <w:t>Solution: Abruptio Placentae presents with painful dark vaginal bleeding, uterine hypertonia, and abdominal pain due to premature placental separation.</w:t>
-      </w:r>
-    </w:p>
-    <w:p>
-      <w:pPr>
-        <w:spacing w:after="0" w:before="0"/>
-      </w:pPr>
-      <w:r>
-        <w:rPr>
-          <w:b w:val="0"/>
-          <w:sz w:val="20"/>
-        </w:rPr>
-        <w:t>Positive Marks: 1</w:t>
-      </w:r>
-    </w:p>
-    <w:p>
-      <w:pPr>
-        <w:spacing w:after="160" w:before="0"/>
-      </w:pPr>
-      <w:r>
-        <w:rPr>
-          <w:b w:val="0"/>
-          <w:sz w:val="20"/>
-        </w:rPr>
-        <w:t>Negative Marks: 0.25</w:t>
-      </w:r>
-    </w:p>
-    <w:p>
-      <w:pPr>
-        <w:spacing w:after="20" w:before="120"/>
-      </w:pPr>
-      <w:r>
-        <w:rPr>
-          <w:b/>
-          <w:sz w:val="22"/>
-        </w:rPr>
-        <w:t>Question: According to WHO guidelines, which malnutrition parameter is used at anganwadi centers?</w:t>
-      </w:r>
-    </w:p>
-    <w:p>
-      <w:pPr>
-        <w:spacing w:after="0" w:before="0"/>
-      </w:pPr>
-      <w:r>
-        <w:rPr>
-          <w:b w:val="0"/>
-          <w:sz w:val="22"/>
-        </w:rPr>
-        <w:t>(a) Chest circumference</w:t>
-      </w:r>
-    </w:p>
-    <w:p>
-      <w:pPr>
-        <w:spacing w:after="0" w:before="0"/>
-      </w:pPr>
-      <w:r>
-        <w:rPr>
-          <w:b w:val="0"/>
-          <w:sz w:val="22"/>
-        </w:rPr>
-        <w:t>(b) Height for age</w:t>
-      </w:r>
-    </w:p>
-    <w:p>
-      <w:pPr>
-        <w:spacing w:after="0" w:before="0"/>
-      </w:pPr>
-      <w:r>
-        <w:rPr>
-          <w:b w:val="0"/>
-          <w:sz w:val="22"/>
-        </w:rPr>
-        <w:t>(c) Weight for height</w:t>
-      </w:r>
-    </w:p>
-    <w:p>
-      <w:pPr>
-        <w:spacing w:after="0" w:before="0"/>
-      </w:pPr>
-      <w:r>
-        <w:rPr>
-          <w:b w:val="0"/>
-          <w:sz w:val="22"/>
-        </w:rPr>
-        <w:t>(d) MUAC</w:t>
-      </w:r>
-    </w:p>
-    <w:p>
-      <w:pPr>
-        <w:spacing w:after="0" w:before="40"/>
-      </w:pPr>
-      <w:r>
-        <w:rPr>
-          <w:b/>
-          <w:sz w:val="22"/>
-        </w:rPr>
-        <w:t>Answer: c</w:t>
-      </w:r>
-    </w:p>
-    <w:p>
-      <w:pPr>
-        <w:spacing w:after="0" w:before="0"/>
-      </w:pPr>
-      <w:r>
-        <w:rPr>
-          <w:b w:val="0"/>
-          <w:sz w:val="21"/>
-        </w:rPr>
-        <w:t>Solution: According to WHO guidelines, the malnutrition parameter used at anganwadi centers is weight for height (option a). Anganwadi centers are community-based child care and development centers in India that aim to improve the nutritional status and overall development of children below the age of six. Weight for height, also known as the weight-for-height z-score, is a nutritional indicator that assesses acute malnutrition by comparing a child's weight to their height. It provides information about current malnutrition nutritional status and helps identify children at risk of acute malnutrition who may require targeted interventions and support.</w:t>
-      </w:r>
-    </w:p>
-    <w:p>
-      <w:pPr>
-        <w:spacing w:after="0" w:before="0"/>
-      </w:pPr>
-      <w:r>
-        <w:rPr>
-          <w:b w:val="0"/>
-          <w:sz w:val="20"/>
-        </w:rPr>
-        <w:t>Positive Marks: 1</w:t>
-      </w:r>
-    </w:p>
-    <w:p>
-      <w:pPr>
-        <w:spacing w:after="160" w:before="0"/>
-      </w:pPr>
-      <w:r>
-        <w:rPr>
-          <w:b w:val="0"/>
-          <w:sz w:val="20"/>
-        </w:rPr>
-        <w:t>Negative Marks: 0.25</w:t>
-      </w:r>
-    </w:p>
-    <w:p>
-      <w:pPr>
-        <w:spacing w:after="20" w:before="120"/>
-      </w:pPr>
-      <w:r>
-        <w:rPr>
-          <w:b/>
-          <w:sz w:val="22"/>
-        </w:rPr>
-        <w:t>Question: A client is admitted with deep partial-thickness burns over 40% of the body. What is the nurse's FIRST priority in the first 24 hours?</w:t>
-      </w:r>
-    </w:p>
-    <w:p>
-      <w:pPr>
-        <w:spacing w:after="0" w:before="0"/>
-      </w:pPr>
-      <w:r>
-        <w:rPr>
-          <w:b w:val="0"/>
-          <w:sz w:val="22"/>
-        </w:rPr>
-        <w:t>(a) Frequent dressing changes</w:t>
-      </w:r>
-    </w:p>
-    <w:p>
-      <w:pPr>
-        <w:spacing w:after="0" w:before="0"/>
-      </w:pPr>
-      <w:r>
-        <w:rPr>
-          <w:b w:val="0"/>
-          <w:sz w:val="22"/>
-        </w:rPr>
-        <w:t>(b) Initial burn wound debridement</w:t>
-      </w:r>
-    </w:p>
-    <w:p>
-      <w:pPr>
-        <w:spacing w:after="0" w:before="0"/>
-      </w:pPr>
-      <w:r>
-        <w:rPr>
-          <w:b w:val="0"/>
-          <w:sz w:val="22"/>
-        </w:rPr>
-        <w:t>(c) High-calorie nutritional support</w:t>
-      </w:r>
-    </w:p>
-    <w:p>
-      <w:pPr>
-        <w:spacing w:after="0" w:before="0"/>
-      </w:pPr>
-      <w:r>
-        <w:rPr>
-          <w:b w:val="0"/>
-          <w:sz w:val="22"/>
-        </w:rPr>
-        <w:t>(d) Airway assessment and fluid resuscitation</w:t>
-      </w:r>
-    </w:p>
-    <w:p>
-      <w:pPr>
-        <w:spacing w:after="0" w:before="40"/>
-      </w:pPr>
-      <w:r>
-        <w:rPr>
-          <w:b/>
-          <w:sz w:val="22"/>
-        </w:rPr>
-        <w:t>Answer: d</w:t>
-      </w:r>
-    </w:p>
-    <w:p>
-      <w:pPr>
-        <w:spacing w:after="0" w:before="0"/>
-      </w:pPr>
-      <w:r>
-        <w:rPr>
-          <w:b w:val="0"/>
-          <w:sz w:val="21"/>
-        </w:rPr>
-        <w:t>Solution: Inhalation injury is the greatest early threat, so the airway is assessed first; with the airway secured, aggressive fluid resuscitation is the priority in the first 24 hours to prevent hypovolemic shock.</w:t>
-      </w:r>
-    </w:p>
-    <w:p>
-      <w:pPr>
-        <w:spacing w:after="0" w:before="0"/>
-      </w:pPr>
-      <w:r>
-        <w:rPr>
-          <w:b w:val="0"/>
-          <w:sz w:val="20"/>
-        </w:rPr>
-        <w:t>Positive Marks: 1</w:t>
-      </w:r>
-    </w:p>
-    <w:p>
-      <w:pPr>
-        <w:spacing w:after="160" w:before="0"/>
-      </w:pPr>
-      <w:r>
-        <w:rPr>
-          <w:b w:val="0"/>
-          <w:sz w:val="20"/>
-        </w:rPr>
-        <w:t>Negative Marks: 0.25</w:t>
-      </w:r>
-    </w:p>
-    <w:p>
-      <w:pPr>
-        <w:spacing w:after="20" w:before="120"/>
-      </w:pPr>
-      <w:r>
-        <w:rPr>
-          <w:b/>
-          <w:sz w:val="22"/>
-        </w:rPr>
-        <w:t>Question: The antidote for heparin overdose is:</w:t>
-      </w:r>
-    </w:p>
-    <w:p>
-      <w:pPr>
-        <w:spacing w:after="0" w:before="0"/>
-      </w:pPr>
-      <w:r>
-        <w:rPr>
-          <w:b w:val="0"/>
-          <w:sz w:val="22"/>
-        </w:rPr>
-        <w:t>(a) Vitamin K</w:t>
-      </w:r>
-    </w:p>
-    <w:p>
-      <w:pPr>
-        <w:spacing w:after="0" w:before="0"/>
-      </w:pPr>
-      <w:r>
-        <w:rPr>
-          <w:b w:val="0"/>
-          <w:sz w:val="22"/>
-        </w:rPr>
-        <w:t>(b) Protamine sulphate</w:t>
-      </w:r>
-    </w:p>
-    <w:p>
-      <w:pPr>
-        <w:spacing w:after="0" w:before="0"/>
-      </w:pPr>
-      <w:r>
-        <w:rPr>
-          <w:b w:val="0"/>
-          <w:sz w:val="22"/>
-        </w:rPr>
-        <w:t>(c) Naloxone</w:t>
-      </w:r>
-    </w:p>
-    <w:p>
-      <w:pPr>
-        <w:spacing w:after="0" w:before="0"/>
-      </w:pPr>
-      <w:r>
-        <w:rPr>
-          <w:b w:val="0"/>
-          <w:sz w:val="22"/>
-        </w:rPr>
-        <w:t>(d) Calcium gluconate</w:t>
-      </w:r>
-    </w:p>
-    <w:p>
-      <w:pPr>
-        <w:spacing w:after="0" w:before="40"/>
-      </w:pPr>
-      <w:r>
-        <w:rPr>
-          <w:b/>
-          <w:sz w:val="22"/>
-        </w:rPr>
-        <w:t>Answer: b</w:t>
-      </w:r>
-    </w:p>
-    <w:p>
-      <w:pPr>
-        <w:spacing w:after="0" w:before="0"/>
-      </w:pPr>
-      <w:r>
-        <w:rPr>
-          <w:b w:val="0"/>
-          <w:sz w:val="21"/>
-        </w:rPr>
-        <w:t>Solution: Protamine sulphate is the specific antidote for heparin; vitamin K reverses warfarin.</w:t>
-      </w:r>
-    </w:p>
-    <w:p>
-      <w:pPr>
-        <w:spacing w:after="0" w:before="0"/>
-      </w:pPr>
-      <w:r>
-        <w:rPr>
-          <w:b w:val="0"/>
-          <w:sz w:val="20"/>
-        </w:rPr>
-        <w:t>Positive Marks: 1</w:t>
-      </w:r>
-    </w:p>
-    <w:p>
-      <w:pPr>
-        <w:spacing w:after="160" w:before="0"/>
-      </w:pPr>
-      <w:r>
-        <w:rPr>
-          <w:b w:val="0"/>
-          <w:sz w:val="20"/>
-        </w:rPr>
-        <w:t>Negative Marks: 0.25</w:t>
-      </w:r>
-    </w:p>
-    <w:p>
-      <w:pPr>
-        <w:spacing w:after="20" w:before="120"/>
-      </w:pPr>
-      <w:r>
-        <w:rPr>
-          <w:b/>
-          <w:sz w:val="22"/>
-        </w:rPr>
-        <w:t>Question: PAP Smear test is used in the diagnosis</w:t>
-      </w:r>
-    </w:p>
-    <w:p>
-      <w:pPr>
-        <w:spacing w:after="0" w:before="0"/>
-      </w:pPr>
-      <w:r>
-        <w:rPr>
-          <w:b w:val="0"/>
-          <w:sz w:val="22"/>
-        </w:rPr>
-        <w:t>(a) Valval Cancer</w:t>
-      </w:r>
-    </w:p>
-    <w:p>
-      <w:pPr>
-        <w:spacing w:after="0" w:before="0"/>
-      </w:pPr>
-      <w:r>
-        <w:rPr>
-          <w:b w:val="0"/>
-          <w:sz w:val="22"/>
-        </w:rPr>
-        <w:t>(b) Ovarian Cancer</w:t>
-      </w:r>
-    </w:p>
-    <w:p>
-      <w:pPr>
-        <w:spacing w:after="0" w:before="0"/>
-      </w:pPr>
-      <w:r>
-        <w:rPr>
-          <w:b w:val="0"/>
-          <w:sz w:val="22"/>
-        </w:rPr>
-        <w:t>(c) Cervical Cancer</w:t>
-      </w:r>
-    </w:p>
-    <w:p>
-      <w:pPr>
-        <w:spacing w:after="0" w:before="0"/>
-      </w:pPr>
-      <w:r>
-        <w:rPr>
-          <w:b w:val="0"/>
-          <w:sz w:val="22"/>
-        </w:rPr>
-        <w:t>(d) Uterine Cancer</w:t>
-      </w:r>
-    </w:p>
-    <w:p>
-      <w:pPr>
-        <w:spacing w:after="0" w:before="40"/>
-      </w:pPr>
-      <w:r>
-        <w:rPr>
-          <w:b/>
-          <w:sz w:val="22"/>
-        </w:rPr>
-        <w:t>Answer: c</w:t>
-      </w:r>
-    </w:p>
-    <w:p>
-      <w:pPr>
-        <w:spacing w:after="0" w:before="0"/>
-      </w:pPr>
-      <w:r>
-        <w:rPr>
-          <w:b w:val="0"/>
-          <w:sz w:val="21"/>
-        </w:rPr>
-        <w:t>Solution: Dialysis ( Renal system) cervical cancer (OBGI The PAP smear test is used in the diagnosis of cervical cancer. Cervical cancer is a type of cancer that develops in the cervix, which is the lower part of the uterus. The PAP smear, also known as a Papanicolaou test, is a screening procedure that involves collecting cells from the cervix and examining them under a microscope to detect any abnormal changes that may indicate the presence of cervical cancer or precancerous conditions.</w:t>
-      </w:r>
-    </w:p>
-    <w:p>
-      <w:pPr>
-        <w:spacing w:after="0" w:before="0"/>
-      </w:pPr>
-      <w:r>
-        <w:rPr>
-          <w:b w:val="0"/>
-          <w:sz w:val="20"/>
-        </w:rPr>
-        <w:t>Positive Marks: 1</w:t>
-      </w:r>
-    </w:p>
-    <w:p>
-      <w:pPr>
-        <w:spacing w:after="160" w:before="0"/>
-      </w:pPr>
-      <w:r>
-        <w:rPr>
-          <w:b w:val="0"/>
-          <w:sz w:val="20"/>
-        </w:rPr>
-        <w:t>Negative Marks: 0.25</w:t>
-      </w:r>
-    </w:p>
-    <w:p>
-      <w:pPr>
-        <w:spacing w:after="20" w:before="120"/>
-      </w:pPr>
-      <w:r>
-        <w:rPr>
-          <w:b/>
-          <w:sz w:val="22"/>
-        </w:rPr>
-        <w:t>Question: In modern childhood immunization, one component of the DPT vaccine has been removed due to a high occurrence of side effects. Which component is it?</w:t>
-      </w:r>
-    </w:p>
-    <w:p>
-      <w:pPr>
-        <w:spacing w:after="0" w:before="0"/>
-      </w:pPr>
-      <w:r>
-        <w:rPr>
-          <w:b w:val="0"/>
-          <w:sz w:val="22"/>
-        </w:rPr>
-        <w:t>(a) Tetanus</w:t>
-      </w:r>
-    </w:p>
-    <w:p>
-      <w:pPr>
-        <w:spacing w:after="0" w:before="0"/>
-      </w:pPr>
-      <w:r>
-        <w:rPr>
-          <w:b w:val="0"/>
-          <w:sz w:val="22"/>
-        </w:rPr>
-        <w:t>(b) Diphtheria</w:t>
-      </w:r>
-    </w:p>
-    <w:p>
-      <w:pPr>
-        <w:spacing w:after="0" w:before="0"/>
-      </w:pPr>
-      <w:r>
-        <w:rPr>
-          <w:b w:val="0"/>
-          <w:sz w:val="22"/>
-        </w:rPr>
-        <w:t>(c) Pertussis</w:t>
-      </w:r>
-    </w:p>
-    <w:p>
-      <w:pPr>
-        <w:spacing w:after="0" w:before="0"/>
-      </w:pPr>
-      <w:r>
-        <w:rPr>
-          <w:b w:val="0"/>
-          <w:sz w:val="22"/>
-        </w:rPr>
-        <w:t>(d) All of the above</w:t>
-      </w:r>
-    </w:p>
-    <w:p>
-      <w:pPr>
-        <w:spacing w:after="0" w:before="40"/>
-      </w:pPr>
-      <w:r>
-        <w:rPr>
-          <w:b/>
-          <w:sz w:val="22"/>
-        </w:rPr>
-        <w:t>Answer: c</w:t>
-      </w:r>
-    </w:p>
-    <w:p>
-      <w:pPr>
-        <w:spacing w:after="0" w:before="0"/>
-      </w:pPr>
-      <w:r>
-        <w:rPr>
-          <w:b w:val="0"/>
-          <w:sz w:val="21"/>
-        </w:rPr>
-        <w:t>Solution: In modern childhood immunization, the component of the DPT vaccine that has been removed due to a high occurrence of side effects is pertussis (whooping cough). The original DPT vaccine contained three components: diphtheria toxoid, tetanus toxoid, and whole-cell pertussis vaccine. However, due to concerns about side effects associated with the whole-cell pertussis vaccine, an acellular pertussis vaccine was developed. The acellular pertussis vaccine contains purified components of the pertussis bacterium, which significantly reduces the risk of side effects while still providing protection against whooping cough. This change in the vaccine formulation has contributed to improved safety and acceptability of the DPT vaccine.</w:t>
-      </w:r>
-    </w:p>
-    <w:p>
-      <w:pPr>
-        <w:spacing w:after="0" w:before="0"/>
-      </w:pPr>
-      <w:r>
-        <w:rPr>
-          <w:b w:val="0"/>
-          <w:sz w:val="20"/>
-        </w:rPr>
-        <w:t>Positive Marks: 1</w:t>
-      </w:r>
-    </w:p>
-    <w:p>
-      <w:pPr>
-        <w:spacing w:after="160" w:before="0"/>
-      </w:pPr>
-      <w:r>
-        <w:rPr>
-          <w:b w:val="0"/>
-          <w:sz w:val="20"/>
-        </w:rPr>
-        <w:t>Negative Marks: 0.25</w:t>
-      </w:r>
-    </w:p>
-    <w:p>
-      <w:pPr>
-        <w:spacing w:after="20" w:before="120"/>
-      </w:pPr>
-      <w:r>
-        <w:rPr>
-          <w:b/>
-          <w:sz w:val="22"/>
-        </w:rPr>
-        <w:t>Question: A pregnant mother has gestational diabetes mellitus (GDM). Which congenital anomaly is most commonly associated with GDM?</w:t>
-      </w:r>
-    </w:p>
-    <w:p>
-      <w:pPr>
-        <w:spacing w:after="0" w:before="0"/>
-      </w:pPr>
-      <w:r>
-        <w:rPr>
-          <w:b w:val="0"/>
-          <w:sz w:val="22"/>
-        </w:rPr>
-        <w:t>(a) Cardiovascular anomalies.</w:t>
-      </w:r>
-    </w:p>
-    <w:p>
-      <w:pPr>
-        <w:spacing w:after="0" w:before="0"/>
-      </w:pPr>
-      <w:r>
-        <w:rPr>
-          <w:b w:val="0"/>
-          <w:sz w:val="22"/>
-        </w:rPr>
-        <w:t>(b) Renal anomalies</w:t>
-      </w:r>
-    </w:p>
-    <w:p>
-      <w:pPr>
-        <w:spacing w:after="0" w:before="0"/>
-      </w:pPr>
-      <w:r>
-        <w:rPr>
-          <w:b w:val="0"/>
-          <w:sz w:val="22"/>
-        </w:rPr>
-        <w:t>(c) Rectal Atresia</w:t>
-      </w:r>
-    </w:p>
-    <w:p>
-      <w:pPr>
-        <w:spacing w:after="0" w:before="0"/>
-      </w:pPr>
-      <w:r>
-        <w:rPr>
-          <w:b w:val="0"/>
-          <w:sz w:val="22"/>
-        </w:rPr>
-        <w:t>(d) Neural tube defects</w:t>
-      </w:r>
-    </w:p>
-    <w:p>
-      <w:pPr>
-        <w:spacing w:after="0" w:before="40"/>
-      </w:pPr>
-      <w:r>
-        <w:rPr>
-          <w:b/>
-          <w:sz w:val="22"/>
-        </w:rPr>
-        <w:t>Answer: d</w:t>
-      </w:r>
-    </w:p>
-    <w:p>
-      <w:pPr>
-        <w:spacing w:after="0" w:before="0"/>
-      </w:pPr>
-      <w:r>
-        <w:rPr>
-          <w:b w:val="0"/>
-          <w:sz w:val="21"/>
-        </w:rPr>
-        <w:t>Solution: Cardiovascular anomalies are the most commonly seen congenital anomalies in babies born to mothers with GDM. The risk of cardiovascular anomalies is increased two- to three-fold in babies of mothers with GDM. Other congenital anomalies associated with GDM include renal anomalies, rectal atresia, and neural tube defects. The exact mechanisms of how GDM leads to these anomalies are not fully understood, but it is believed that hyperglycemia during fetal development may interfere with normal organogenesis. It is important for mothers with GDM to receive proper prenatal care and for their babies to receive appropriate screening for congenital anomalies.</w:t>
-      </w:r>
-    </w:p>
-    <w:p>
-      <w:pPr>
-        <w:spacing w:after="0" w:before="0"/>
-      </w:pPr>
-      <w:r>
-        <w:rPr>
-          <w:b w:val="0"/>
-          <w:sz w:val="20"/>
-        </w:rPr>
-        <w:t>Positive Marks: 1</w:t>
-      </w:r>
-    </w:p>
-    <w:p>
-      <w:pPr>
-        <w:spacing w:after="160" w:before="0"/>
-      </w:pPr>
-      <w:r>
-        <w:rPr>
-          <w:b w:val="0"/>
-          <w:sz w:val="20"/>
-        </w:rPr>
-        <w:t>Negative Marks: 0.25</w:t>
-      </w:r>
-    </w:p>
-    <w:p>
-      <w:pPr>
-        <w:spacing w:after="20" w:before="120"/>
-      </w:pPr>
-      <w:r>
-        <w:rPr>
-          <w:b/>
-          <w:sz w:val="22"/>
-        </w:rPr>
-        <w:t>Question: Which is the disactivated whole virion vaccine</w:t>
-      </w:r>
-    </w:p>
-    <w:p>
-      <w:pPr>
-        <w:spacing w:after="0" w:before="0"/>
-      </w:pPr>
-      <w:r>
-        <w:rPr>
-          <w:b w:val="0"/>
-          <w:sz w:val="22"/>
-        </w:rPr>
-        <w:t>(a) Sputnik</w:t>
-      </w:r>
-    </w:p>
-    <w:p>
-      <w:pPr>
-        <w:spacing w:after="0" w:before="0"/>
-      </w:pPr>
-      <w:r>
-        <w:rPr>
-          <w:b w:val="0"/>
-          <w:sz w:val="22"/>
-        </w:rPr>
-        <w:t>(b) Covaxin</w:t>
-      </w:r>
-    </w:p>
-    <w:p>
-      <w:pPr>
-        <w:spacing w:after="0" w:before="0"/>
-      </w:pPr>
-      <w:r>
-        <w:rPr>
-          <w:b w:val="0"/>
-          <w:sz w:val="22"/>
-        </w:rPr>
-        <w:t>(c) Moderna</w:t>
-      </w:r>
-    </w:p>
-    <w:p>
-      <w:pPr>
-        <w:spacing w:after="0" w:before="0"/>
-      </w:pPr>
-      <w:r>
-        <w:rPr>
-          <w:b w:val="0"/>
-          <w:sz w:val="22"/>
-        </w:rPr>
-        <w:t>(d) Covishield</w:t>
-      </w:r>
-    </w:p>
-    <w:p>
-      <w:pPr>
-        <w:spacing w:after="0" w:before="40"/>
-      </w:pPr>
-      <w:r>
-        <w:rPr>
-          <w:b/>
-          <w:sz w:val="22"/>
-        </w:rPr>
-        <w:t>Answer: b</w:t>
-      </w:r>
-    </w:p>
-    <w:p>
-      <w:pPr>
-        <w:spacing w:after="0" w:before="0"/>
-      </w:pPr>
-      <w:r>
-        <w:rPr>
-          <w:b w:val="0"/>
-          <w:sz w:val="21"/>
-        </w:rPr>
-        <w:t>Solution: Covaxin (BBV152) is a whole-virion inactivated vaccine; Covishield and Sputnik are vector vaccines, Moderna is mRNA.</w:t>
-      </w:r>
-    </w:p>
-    <w:p>
-      <w:pPr>
-        <w:spacing w:after="0" w:before="0"/>
-      </w:pPr>
-      <w:r>
-        <w:rPr>
-          <w:b w:val="0"/>
-          <w:sz w:val="20"/>
-        </w:rPr>
-        <w:t>Positive Marks: 1</w:t>
-      </w:r>
-    </w:p>
-    <w:p>
-      <w:pPr>
-        <w:spacing w:after="160" w:before="0"/>
-      </w:pPr>
-      <w:r>
-        <w:rPr>
-          <w:b w:val="0"/>
-          <w:sz w:val="20"/>
-        </w:rPr>
-        <w:t>Negative Marks: 0.25</w:t>
-      </w:r>
-    </w:p>
-    <w:p>
-      <w:pPr>
-        <w:spacing w:after="20" w:before="120"/>
-      </w:pPr>
-      <w:r>
-        <w:rPr>
-          <w:b/>
-          <w:sz w:val="22"/>
-        </w:rPr>
-        <w:t>Question: While changing the dressing, nurse inspect that wound area become redness and swelling and induration, what is possible complication?</w:t>
-      </w:r>
-    </w:p>
-    <w:p>
-      <w:pPr>
-        <w:spacing w:after="0" w:before="0"/>
-      </w:pPr>
-      <w:r>
-        <w:rPr>
-          <w:b w:val="0"/>
-          <w:sz w:val="22"/>
-        </w:rPr>
-        <w:t>(a) Dehiscence</w:t>
-      </w:r>
-    </w:p>
-    <w:p>
-      <w:pPr>
-        <w:spacing w:after="0" w:before="0"/>
-      </w:pPr>
-      <w:r>
-        <w:rPr>
-          <w:b w:val="0"/>
-          <w:sz w:val="22"/>
-        </w:rPr>
-        <w:t>(b) Inflammation</w:t>
-      </w:r>
-    </w:p>
-    <w:p>
-      <w:pPr>
-        <w:spacing w:after="0" w:before="0"/>
-      </w:pPr>
-      <w:r>
-        <w:rPr>
-          <w:b w:val="0"/>
-          <w:sz w:val="22"/>
-        </w:rPr>
-        <w:t>(c) Evisceration</w:t>
-      </w:r>
-    </w:p>
-    <w:p>
-      <w:pPr>
-        <w:spacing w:after="0" w:before="0"/>
-      </w:pPr>
-      <w:r>
-        <w:rPr>
-          <w:b w:val="0"/>
-          <w:sz w:val="22"/>
-        </w:rPr>
-        <w:t>(d) Infection</w:t>
-      </w:r>
-    </w:p>
-    <w:p>
-      <w:pPr>
-        <w:spacing w:after="0" w:before="40"/>
-      </w:pPr>
-      <w:r>
-        <w:rPr>
-          <w:b/>
-          <w:sz w:val="22"/>
-        </w:rPr>
-        <w:t>Answer: d</w:t>
-      </w:r>
-    </w:p>
-    <w:p>
-      <w:pPr>
-        <w:spacing w:after="0" w:before="0"/>
-      </w:pPr>
-      <w:r>
-        <w:rPr>
-          <w:b w:val="0"/>
-          <w:sz w:val="21"/>
-        </w:rPr>
-        <w:t>Solution: Redness, swelling and induration (hardening) at the wound site suggest wound infection; purulent discharge confirms it.</w:t>
-      </w:r>
-    </w:p>
-    <w:p>
-      <w:pPr>
-        <w:spacing w:after="0" w:before="0"/>
-      </w:pPr>
-      <w:r>
-        <w:rPr>
-          <w:b w:val="0"/>
-          <w:sz w:val="20"/>
-        </w:rPr>
-        <w:t>Positive Marks: 1</w:t>
-      </w:r>
-    </w:p>
-    <w:p>
-      <w:pPr>
-        <w:spacing w:after="160" w:before="0"/>
-      </w:pPr>
-      <w:r>
-        <w:rPr>
-          <w:b w:val="0"/>
-          <w:sz w:val="20"/>
-        </w:rPr>
-        <w:t>Negative Marks: 0.25</w:t>
-      </w:r>
-    </w:p>
-    <w:p>
-      <w:pPr>
-        <w:spacing w:after="20" w:before="120"/>
-      </w:pPr>
-      <w:r>
-        <w:rPr>
-          <w:b/>
-          <w:sz w:val="22"/>
-        </w:rPr>
-        <w:t>Question: What is the immediate action when a patient is found unresponsive without a pulse or breathing?</w:t>
-      </w:r>
-    </w:p>
-    <w:p>
-      <w:pPr>
-        <w:spacing w:after="0" w:before="0"/>
-      </w:pPr>
-      <w:r>
-        <w:rPr>
-          <w:b w:val="0"/>
-          <w:sz w:val="22"/>
-        </w:rPr>
-        <w:t>(a) Give 10-12 breaths then reassess</w:t>
-      </w:r>
-    </w:p>
-    <w:p>
-      <w:pPr>
-        <w:spacing w:after="0" w:before="0"/>
-      </w:pPr>
-      <w:r>
-        <w:rPr>
-          <w:b w:val="0"/>
-          <w:sz w:val="22"/>
-        </w:rPr>
-        <w:t>(b) Give 20-22 breaths then assess for 2 minutes</w:t>
-      </w:r>
-    </w:p>
-    <w:p>
-      <w:pPr>
-        <w:spacing w:after="0" w:before="0"/>
-      </w:pPr>
-      <w:r>
-        <w:rPr>
-          <w:b w:val="0"/>
-          <w:sz w:val="22"/>
-        </w:rPr>
-        <w:t>(c) Start CPR</w:t>
-      </w:r>
-    </w:p>
-    <w:p>
-      <w:pPr>
-        <w:spacing w:after="0" w:before="0"/>
-      </w:pPr>
-      <w:r>
-        <w:rPr>
-          <w:b w:val="0"/>
-          <w:sz w:val="22"/>
-        </w:rPr>
-        <w:t>(d) Inform Physician</w:t>
-      </w:r>
-    </w:p>
-    <w:p>
-      <w:pPr>
-        <w:spacing w:after="0" w:before="40"/>
-      </w:pPr>
-      <w:r>
-        <w:rPr>
-          <w:b/>
-          <w:sz w:val="22"/>
-        </w:rPr>
-        <w:t>Answer: c</w:t>
-      </w:r>
-    </w:p>
-    <w:p>
-      <w:pPr>
-        <w:spacing w:after="0" w:before="0"/>
-      </w:pPr>
-      <w:r>
-        <w:rPr>
-          <w:b w:val="0"/>
-          <w:sz w:val="21"/>
-        </w:rPr>
-        <w:t>Solution: The immediate action that should be taken when a patient is found unresponsive without a pulse or breathing is to start CPR (cardiopulmonary resuscitation) immediately. According to the American Heart Association (AHA), CPR is a series of lifesaving steps that should be initiated as soon as possible to help the victim until advanced medical care arrives. The steps include chest compressions, rescue breaths, and defibrillation (if available). Calling for emergency medical services should also be done at the same time as starting CPR. The AHA emphasizes that early and effective CPR can double or triple the chances of survival in cardiac arrest cases.</w:t>
-      </w:r>
-    </w:p>
-    <w:p>
-      <w:pPr>
-        <w:spacing w:after="0" w:before="0"/>
-      </w:pPr>
-      <w:r>
-        <w:rPr>
-          <w:b w:val="0"/>
-          <w:sz w:val="20"/>
-        </w:rPr>
-        <w:t>Positive Marks: 1</w:t>
-      </w:r>
-    </w:p>
-    <w:p>
-      <w:pPr>
-        <w:spacing w:after="160" w:before="0"/>
-      </w:pPr>
-      <w:r>
-        <w:rPr>
-          <w:b w:val="0"/>
-          <w:sz w:val="20"/>
-        </w:rPr>
-        <w:t>Negative Marks: 0.25</w:t>
-      </w:r>
-    </w:p>
-    <w:p>
-      <w:pPr>
-        <w:spacing w:after="20" w:before="120"/>
-      </w:pPr>
-      <w:r>
-        <w:rPr>
-          <w:b/>
-          <w:sz w:val="22"/>
-        </w:rPr>
-        <w:t>Question: The nurse enters the room and finds a client clutching the chest, dyspneic and diaphoretic after an acute myocardial infarction. What should the nurse do FIRST?</w:t>
-      </w:r>
-    </w:p>
-    <w:p>
-      <w:pPr>
-        <w:spacing w:after="0" w:before="0"/>
-      </w:pPr>
-      <w:r>
-        <w:rPr>
-          <w:b w:val="0"/>
-          <w:sz w:val="22"/>
-        </w:rPr>
-        <w:t>(a) Assess the client's airway, breathing and circulation</w:t>
-      </w:r>
-    </w:p>
-    <w:p>
-      <w:pPr>
-        <w:spacing w:after="0" w:before="0"/>
-      </w:pPr>
-      <w:r>
-        <w:rPr>
-          <w:b w:val="0"/>
-          <w:sz w:val="22"/>
-        </w:rPr>
-        <w:t>(b) Administer sublingual nitroglycerin</w:t>
-      </w:r>
-    </w:p>
-    <w:p>
-      <w:pPr>
-        <w:spacing w:after="0" w:before="0"/>
-      </w:pPr>
-      <w:r>
-        <w:rPr>
-          <w:b w:val="0"/>
-          <w:sz w:val="22"/>
-        </w:rPr>
-        <w:t>(c) Obtain a stat 12-lead ECG</w:t>
-      </w:r>
-    </w:p>
-    <w:p>
-      <w:pPr>
-        <w:spacing w:after="0" w:before="0"/>
-      </w:pPr>
-      <w:r>
-        <w:rPr>
-          <w:b w:val="0"/>
-          <w:sz w:val="22"/>
-        </w:rPr>
-        <w:t>(d) Notify the health care provider</w:t>
-      </w:r>
-    </w:p>
-    <w:p>
-      <w:pPr>
-        <w:spacing w:after="0" w:before="40"/>
-      </w:pPr>
-      <w:r>
-        <w:rPr>
-          <w:b/>
-          <w:sz w:val="22"/>
-        </w:rPr>
-        <w:t>Answer: a</w:t>
-      </w:r>
-    </w:p>
-    <w:p>
-      <w:pPr>
-        <w:spacing w:after="0" w:before="0"/>
-      </w:pPr>
-      <w:r>
-        <w:rPr>
-          <w:b w:val="0"/>
-          <w:sz w:val="21"/>
-        </w:rPr>
-        <w:t>Solution: The nurse must always use the ABC (airway, breathing, circulation) priority framework; assessment precedes any intervention, however urgent it appears.</w:t>
-      </w:r>
-    </w:p>
-    <w:p>
-      <w:pPr>
-        <w:spacing w:after="0" w:before="0"/>
-      </w:pPr>
-      <w:r>
-        <w:rPr>
-          <w:b w:val="0"/>
-          <w:sz w:val="20"/>
-        </w:rPr>
-        <w:t>Positive Marks: 1</w:t>
-      </w:r>
-    </w:p>
-    <w:p>
-      <w:pPr>
-        <w:spacing w:after="160" w:before="0"/>
-      </w:pPr>
-      <w:r>
-        <w:rPr>
-          <w:b w:val="0"/>
-          <w:sz w:val="20"/>
-        </w:rPr>
-        <w:t>Negative Marks: 0.25</w:t>
-      </w:r>
-    </w:p>
-    <w:p>
-      <w:pPr>
-        <w:spacing w:after="20" w:before="120"/>
-      </w:pPr>
-      <w:r>
-        <w:rPr>
-          <w:b/>
-          <w:sz w:val="22"/>
-        </w:rPr>
-        <w:t>Question: Which is the nucleus of masseteric reflex:</w:t>
-      </w:r>
-    </w:p>
-    <w:p>
-      <w:pPr>
-        <w:spacing w:after="0" w:before="0"/>
-      </w:pPr>
-      <w:r>
-        <w:rPr>
-          <w:b w:val="0"/>
-          <w:sz w:val="22"/>
-        </w:rPr>
-        <w:t>(a) Mesencephalic nucleus of trigeminal nerve</w:t>
-      </w:r>
-    </w:p>
-    <w:p>
-      <w:pPr>
-        <w:spacing w:after="0" w:before="0"/>
-      </w:pPr>
-      <w:r>
-        <w:rPr>
-          <w:b w:val="0"/>
-          <w:sz w:val="22"/>
-        </w:rPr>
-        <w:t>(b) Superior sensory nucleus of the trigeminal nerve</w:t>
-      </w:r>
-    </w:p>
-    <w:p>
-      <w:pPr>
-        <w:spacing w:after="0" w:before="0"/>
-      </w:pPr>
-      <w:r>
-        <w:rPr>
-          <w:b w:val="0"/>
-          <w:sz w:val="22"/>
-        </w:rPr>
-        <w:t>(c) Spinal nucleus of trigeminal nerve</w:t>
-      </w:r>
-    </w:p>
-    <w:p>
-      <w:pPr>
-        <w:spacing w:after="0" w:before="0"/>
-      </w:pPr>
-      <w:r>
-        <w:rPr>
-          <w:b w:val="0"/>
-          <w:sz w:val="22"/>
-        </w:rPr>
-        <w:t>(d) Dorsal nucleus of vagus nerve</w:t>
-      </w:r>
-    </w:p>
-    <w:p>
-      <w:pPr>
-        <w:spacing w:after="0" w:before="40"/>
-      </w:pPr>
-      <w:r>
-        <w:rPr>
-          <w:b/>
-          <w:sz w:val="22"/>
-        </w:rPr>
-        <w:t>Answer: a</w:t>
-      </w:r>
-    </w:p>
-    <w:p>
-      <w:pPr>
-        <w:spacing w:after="0" w:before="0"/>
-      </w:pPr>
-      <w:r>
-        <w:rPr>
-          <w:b w:val="0"/>
-          <w:sz w:val="21"/>
-        </w:rPr>
-        <w:t>Solution: The mesencephalic nucleus of the trigeminal nerve receives proprioceptive fibres mediating the masseteric (jaw jerk) reflex.</w:t>
-      </w:r>
-    </w:p>
-    <w:p>
-      <w:pPr>
-        <w:spacing w:after="0" w:before="0"/>
-      </w:pPr>
-      <w:r>
-        <w:rPr>
-          <w:b w:val="0"/>
-          <w:sz w:val="20"/>
-        </w:rPr>
-        <w:t>Positive Marks: 1</w:t>
-      </w:r>
-    </w:p>
-    <w:p>
-      <w:pPr>
-        <w:spacing w:after="160" w:before="0"/>
-      </w:pPr>
-      <w:r>
-        <w:rPr>
-          <w:b w:val="0"/>
-          <w:sz w:val="20"/>
-        </w:rPr>
-        <w:t>Negative Marks: 0.25</w:t>
-      </w:r>
-    </w:p>
-    <w:p>
-      <w:pPr>
-        <w:spacing w:after="20" w:before="120"/>
-      </w:pPr>
-      <w:r>
-        <w:rPr>
-          <w:b/>
-          <w:sz w:val="22"/>
-        </w:rPr>
-        <w:t>Question: Patient is undergoing blood transfusion and suddenly patient shows complaints of transfusion reaction. What will be the priority nursing intervention?</w:t>
-      </w:r>
-    </w:p>
-    <w:p>
-      <w:pPr>
-        <w:spacing w:after="0" w:before="0"/>
-      </w:pPr>
-      <w:r>
-        <w:rPr>
-          <w:b w:val="0"/>
-          <w:sz w:val="22"/>
-        </w:rPr>
-        <w:t>(a) Complete the transfusion and discard the bag</w:t>
-      </w:r>
-    </w:p>
-    <w:p>
-      <w:pPr>
-        <w:spacing w:after="0" w:before="0"/>
-      </w:pPr>
-      <w:r>
-        <w:rPr>
-          <w:b w:val="0"/>
-          <w:sz w:val="22"/>
-        </w:rPr>
-        <w:t>(b) Stop the infusion and remove cannula</w:t>
-      </w:r>
-    </w:p>
-    <w:p>
-      <w:pPr>
-        <w:spacing w:after="0" w:before="0"/>
-      </w:pPr>
-      <w:r>
-        <w:rPr>
-          <w:b w:val="0"/>
-          <w:sz w:val="22"/>
-        </w:rPr>
-        <w:t>(c) Complete the transfusion and administer injection avil</w:t>
-      </w:r>
-    </w:p>
-    <w:p>
-      <w:pPr>
-        <w:spacing w:after="0" w:before="0"/>
-      </w:pPr>
-      <w:r>
-        <w:rPr>
-          <w:b w:val="0"/>
-          <w:sz w:val="22"/>
-        </w:rPr>
-        <w:t>(d) Stop the infusion</w:t>
-      </w:r>
-    </w:p>
-    <w:p>
-      <w:pPr>
-        <w:spacing w:after="0" w:before="40"/>
-      </w:pPr>
-      <w:r>
-        <w:rPr>
-          <w:b/>
-          <w:sz w:val="22"/>
-        </w:rPr>
-        <w:t>Answer: d</w:t>
-      </w:r>
-    </w:p>
-    <w:p>
-      <w:pPr>
-        <w:spacing w:after="0" w:before="0"/>
-      </w:pPr>
-      <w:r>
-        <w:rPr>
-          <w:b w:val="0"/>
-          <w:sz w:val="21"/>
-        </w:rPr>
-        <w:t>Solution: On suspecting a transfusion reaction, the FIRST action is to stop the transfusion immediately (keep the line with saline).</w:t>
-      </w:r>
-    </w:p>
-    <w:p>
-      <w:pPr>
-        <w:spacing w:after="0" w:before="0"/>
-      </w:pPr>
-      <w:r>
-        <w:rPr>
-          <w:b w:val="0"/>
-          <w:sz w:val="20"/>
-        </w:rPr>
-        <w:t>Positive Marks: 1</w:t>
-      </w:r>
-    </w:p>
-    <w:p>
-      <w:pPr>
-        <w:spacing w:after="160" w:before="0"/>
-      </w:pPr>
-      <w:r>
-        <w:rPr>
-          <w:b w:val="0"/>
-          <w:sz w:val="20"/>
-        </w:rPr>
-        <w:t>Negative Marks: 0.25</w:t>
-      </w:r>
-    </w:p>
-    <w:p>
-      <w:pPr>
-        <w:spacing w:after="20" w:before="120"/>
-      </w:pPr>
-      <w:r>
-        <w:rPr>
-          <w:b/>
-          <w:sz w:val="22"/>
-        </w:rPr>
-        <w:t>Question: A client on DOTS therapy for tuberculosis reports orange-red discoloration of urine. What should the nurse explain?</w:t>
-      </w:r>
-    </w:p>
-    <w:p>
-      <w:pPr>
-        <w:spacing w:after="0" w:before="0"/>
-      </w:pPr>
-      <w:r>
-        <w:rPr>
-          <w:b w:val="0"/>
-          <w:sz w:val="22"/>
-        </w:rPr>
-        <w:t>(a) It is a harmless side effect of rifampicin and therapy must continue</w:t>
-      </w:r>
-    </w:p>
-    <w:p>
-      <w:pPr>
-        <w:spacing w:after="0" w:before="0"/>
-      </w:pPr>
-      <w:r>
-        <w:rPr>
-          <w:b w:val="0"/>
-          <w:sz w:val="22"/>
-        </w:rPr>
-        <w:t>(b) The drug must be stopped immediately</w:t>
-      </w:r>
-    </w:p>
-    <w:p>
-      <w:pPr>
-        <w:spacing w:after="0" w:before="0"/>
-      </w:pPr>
-      <w:r>
-        <w:rPr>
-          <w:b w:val="0"/>
-          <w:sz w:val="22"/>
-        </w:rPr>
-        <w:t>(c) It indicates liver damage</w:t>
-      </w:r>
-    </w:p>
-    <w:p>
-      <w:pPr>
-        <w:spacing w:after="0" w:before="0"/>
-      </w:pPr>
-      <w:r>
-        <w:rPr>
-          <w:b w:val="0"/>
-          <w:sz w:val="22"/>
-        </w:rPr>
-        <w:t>(d) The client needs a higher dose</w:t>
-      </w:r>
-    </w:p>
-    <w:p>
-      <w:pPr>
-        <w:spacing w:after="0" w:before="40"/>
-      </w:pPr>
-      <w:r>
-        <w:rPr>
-          <w:b/>
-          <w:sz w:val="22"/>
-        </w:rPr>
-        <w:t>Answer: a</w:t>
-      </w:r>
-    </w:p>
-    <w:p>
-      <w:pPr>
-        <w:spacing w:after="0" w:before="0"/>
-      </w:pPr>
-      <w:r>
-        <w:rPr>
-          <w:b w:val="0"/>
-          <w:sz w:val="21"/>
-        </w:rPr>
-        <w:t>Solution: Rifampicin harmlessly turns urine (and tears/sweat) orange-red; the client is reassured and adherence continues. Jaundice or hepatitis symptoms, however, require evaluation.</w:t>
-      </w:r>
-    </w:p>
-    <w:p>
-      <w:pPr>
-        <w:spacing w:after="0" w:before="0"/>
-      </w:pPr>
-      <w:r>
-        <w:rPr>
-          <w:b w:val="0"/>
-          <w:sz w:val="20"/>
-        </w:rPr>
-        <w:t>Positive Marks: 1</w:t>
-      </w:r>
-    </w:p>
-    <w:p>
-      <w:pPr>
-        <w:spacing w:after="160" w:before="0"/>
-      </w:pPr>
-      <w:r>
-        <w:rPr>
-          <w:b w:val="0"/>
-          <w:sz w:val="20"/>
-        </w:rPr>
-        <w:t>Negative Marks: 0.25</w:t>
-      </w:r>
-    </w:p>
-    <w:p>
-      <w:pPr>
-        <w:spacing w:after="20" w:before="120"/>
-      </w:pPr>
-      <w:r>
-        <w:rPr>
-          <w:b/>
-          <w:sz w:val="22"/>
-        </w:rPr>
-        <w:t>Question: The umblical cord contain at term by?</w:t>
-      </w:r>
-    </w:p>
-    <w:p>
-      <w:pPr>
-        <w:spacing w:after="0" w:before="0"/>
-      </w:pPr>
-      <w:r>
-        <w:rPr>
-          <w:b w:val="0"/>
-          <w:sz w:val="22"/>
-        </w:rPr>
-        <w:t>(a) One arteries two vein</w:t>
-      </w:r>
-    </w:p>
-    <w:p>
-      <w:pPr>
-        <w:spacing w:after="0" w:before="0"/>
-      </w:pPr>
-      <w:r>
-        <w:rPr>
-          <w:b w:val="0"/>
-          <w:sz w:val="22"/>
-        </w:rPr>
-        <w:t>(b) One arteries one vein</w:t>
-      </w:r>
-    </w:p>
-    <w:p>
-      <w:pPr>
-        <w:spacing w:after="0" w:before="0"/>
-      </w:pPr>
-      <w:r>
-        <w:rPr>
-          <w:b w:val="0"/>
-          <w:sz w:val="22"/>
-        </w:rPr>
-        <w:t>(c) Two arteries one vein</w:t>
-      </w:r>
-    </w:p>
-    <w:p>
-      <w:pPr>
-        <w:spacing w:after="0" w:before="0"/>
-      </w:pPr>
-      <w:r>
-        <w:rPr>
-          <w:b w:val="0"/>
-          <w:sz w:val="22"/>
-        </w:rPr>
-        <w:t>(d) Two arteries two vein</w:t>
-      </w:r>
-    </w:p>
-    <w:p>
-      <w:pPr>
-        <w:spacing w:after="0" w:before="40"/>
-      </w:pPr>
-      <w:r>
-        <w:rPr>
-          <w:b/>
-          <w:sz w:val="22"/>
-        </w:rPr>
-        <w:t>Answer: c</w:t>
-      </w:r>
-    </w:p>
-    <w:p>
-      <w:pPr>
-        <w:spacing w:after="0" w:before="0"/>
-      </w:pPr>
-      <w:r>
-        <w:rPr>
-          <w:b w:val="0"/>
-          <w:sz w:val="21"/>
-        </w:rPr>
-        <w:t>Solution: The umbilical cord at term contains two arteries and one vein (2A-1V).</w:t>
-      </w:r>
-    </w:p>
-    <w:p>
-      <w:pPr>
-        <w:spacing w:after="0" w:before="0"/>
-      </w:pPr>
-      <w:r>
-        <w:rPr>
-          <w:b w:val="0"/>
-          <w:sz w:val="20"/>
-        </w:rPr>
-        <w:t>Positive Marks: 1</w:t>
-      </w:r>
-    </w:p>
-    <w:p>
-      <w:pPr>
-        <w:spacing w:after="160" w:before="0"/>
-      </w:pPr>
-      <w:r>
-        <w:rPr>
-          <w:b w:val="0"/>
-          <w:sz w:val="20"/>
-        </w:rPr>
-        <w:t>Negative Marks: 0.25</w:t>
-      </w:r>
-    </w:p>
-    <w:p>
-      <w:pPr>
-        <w:spacing w:after="20" w:before="120"/>
-      </w:pPr>
-      <w:r>
-        <w:rPr>
-          <w:b/>
-          <w:sz w:val="22"/>
-        </w:rPr>
-        <w:t>Question: After birth of a baby, breastfeeding should be started</w:t>
-      </w:r>
-    </w:p>
-    <w:p>
-      <w:pPr>
-        <w:spacing w:after="0" w:before="0"/>
-      </w:pPr>
-      <w:r>
-        <w:rPr>
-          <w:b w:val="0"/>
-          <w:sz w:val="22"/>
-        </w:rPr>
-        <w:t>(a) After 1 week</w:t>
-      </w:r>
-    </w:p>
-    <w:p>
-      <w:pPr>
-        <w:spacing w:after="0" w:before="0"/>
-      </w:pPr>
-      <w:r>
-        <w:rPr>
-          <w:b w:val="0"/>
-          <w:sz w:val="22"/>
-        </w:rPr>
-        <w:t>(b) Within 1/2 hours</w:t>
-      </w:r>
-    </w:p>
-    <w:p>
-      <w:pPr>
-        <w:spacing w:after="0" w:before="0"/>
-      </w:pPr>
-      <w:r>
-        <w:rPr>
-          <w:b w:val="0"/>
-          <w:sz w:val="22"/>
-        </w:rPr>
-        <w:t>(c) Within 2 hours</w:t>
-      </w:r>
-    </w:p>
-    <w:p>
-      <w:pPr>
-        <w:spacing w:after="0" w:before="0"/>
-      </w:pPr>
-      <w:r>
-        <w:rPr>
-          <w:b w:val="0"/>
-          <w:sz w:val="22"/>
-        </w:rPr>
-        <w:t>(d) On second day</w:t>
-      </w:r>
-    </w:p>
-    <w:p>
-      <w:pPr>
-        <w:spacing w:after="0" w:before="40"/>
-      </w:pPr>
-      <w:r>
-        <w:rPr>
-          <w:b/>
-          <w:sz w:val="22"/>
-        </w:rPr>
-        <w:t>Answer: b</w:t>
-      </w:r>
-    </w:p>
-    <w:p>
-      <w:pPr>
-        <w:spacing w:after="0" w:before="0"/>
-      </w:pPr>
-      <w:r>
-        <w:rPr>
-          <w:b w:val="0"/>
-          <w:sz w:val="21"/>
-        </w:rPr>
-        <w:t>Solution: Breastfeeding should be initiated within half an hour (30 minutes) of birth.</w:t>
-      </w:r>
-    </w:p>
-    <w:p>
-      <w:pPr>
-        <w:spacing w:after="0" w:before="0"/>
-      </w:pPr>
-      <w:r>
-        <w:rPr>
-          <w:b w:val="0"/>
-          <w:sz w:val="20"/>
-        </w:rPr>
-        <w:t>Positive Marks: 1</w:t>
-      </w:r>
-    </w:p>
-    <w:p>
-      <w:pPr>
-        <w:spacing w:after="160" w:before="0"/>
-      </w:pPr>
-      <w:r>
-        <w:rPr>
-          <w:b w:val="0"/>
-          <w:sz w:val="20"/>
-        </w:rPr>
-        <w:t>Negative Marks: 0.25</w:t>
-      </w:r>
-    </w:p>
-    <w:p>
-      <w:pPr>
-        <w:spacing w:after="20" w:before="120"/>
-      </w:pPr>
-      <w:r>
-        <w:rPr>
-          <w:b/>
-          <w:sz w:val="22"/>
-        </w:rPr>
-        <w:t>Question: According to the Parkland formula, the fluid requirement in the first 24 hours for a burn patient is calculated as:</w:t>
-      </w:r>
-    </w:p>
-    <w:p>
-      <w:pPr>
-        <w:spacing w:after="0" w:before="0"/>
-      </w:pPr>
-      <w:r>
-        <w:rPr>
-          <w:b w:val="0"/>
-          <w:sz w:val="22"/>
-        </w:rPr>
-        <w:t>(a) 3 ml × %BSA × body weight (kg)</w:t>
-      </w:r>
-    </w:p>
-    <w:p>
-      <w:pPr>
-        <w:spacing w:after="0" w:before="0"/>
-      </w:pPr>
-      <w:r>
-        <w:rPr>
-          <w:b w:val="0"/>
-          <w:sz w:val="22"/>
-        </w:rPr>
-        <w:t>(b) 1 ml × %BSA × body weight (kg)</w:t>
-      </w:r>
-    </w:p>
-    <w:p>
-      <w:pPr>
-        <w:spacing w:after="0" w:before="0"/>
-      </w:pPr>
-      <w:r>
-        <w:rPr>
-          <w:b w:val="0"/>
-          <w:sz w:val="22"/>
-        </w:rPr>
-        <w:t>(c) 2 ml × %BSA × body weight (kg)</w:t>
-      </w:r>
-    </w:p>
-    <w:p>
-      <w:pPr>
-        <w:spacing w:after="0" w:before="0"/>
-      </w:pPr>
-      <w:r>
-        <w:rPr>
-          <w:b w:val="0"/>
-          <w:sz w:val="22"/>
-        </w:rPr>
-        <w:t>(d) 4 ml × %BSA × body weight (kg)</w:t>
-      </w:r>
-    </w:p>
-    <w:p>
-      <w:pPr>
-        <w:spacing w:after="0" w:before="40"/>
-      </w:pPr>
-      <w:r>
-        <w:rPr>
-          <w:b/>
-          <w:sz w:val="22"/>
-        </w:rPr>
-        <w:t>Answer: d</w:t>
-      </w:r>
-    </w:p>
-    <w:p>
-      <w:pPr>
-        <w:spacing w:after="0" w:before="0"/>
-      </w:pPr>
-      <w:r>
-        <w:rPr>
-          <w:b w:val="0"/>
-          <w:sz w:val="21"/>
-        </w:rPr>
-        <w:t>Solution: Parkland formula: 4 ml × % body surface area burned × body weight (kg) in the first 24 hours; half in the first 8 hours.</w:t>
-      </w:r>
-    </w:p>
-    <w:p>
-      <w:pPr>
-        <w:spacing w:after="0" w:before="0"/>
-      </w:pPr>
-      <w:r>
-        <w:rPr>
-          <w:b w:val="0"/>
-          <w:sz w:val="20"/>
-        </w:rPr>
-        <w:t>Positive Marks: 1</w:t>
-      </w:r>
-    </w:p>
-    <w:p>
-      <w:pPr>
-        <w:spacing w:after="160" w:before="0"/>
-      </w:pPr>
-      <w:r>
-        <w:rPr>
-          <w:b w:val="0"/>
-          <w:sz w:val="20"/>
-        </w:rPr>
-        <w:t>Negative Marks: 0.25</w:t>
+      <w:r>
+        <w:t xml:space="preserve">Question: The smallest functional unit of the lung where gas exchange occurs is the</w:t>
+      </w:r>
+    </w:p>
+    <w:p>
+      <w:r>
+        <w:t xml:space="preserve">(a) Bronchus</w:t>
+      </w:r>
+    </w:p>
+    <w:p>
+      <w:r>
+        <w:t xml:space="preserve">(b) Trachea</w:t>
+      </w:r>
+    </w:p>
+    <w:p>
+      <w:r>
+        <w:t xml:space="preserve">(c) Alveolus</w:t>
+      </w:r>
+    </w:p>
+    <w:p>
+      <w:r>
+        <w:t xml:space="preserve">(d) Pleura</w:t>
+      </w:r>
+    </w:p>
+    <w:p>
+      <w:r>
+        <w:t xml:space="preserve">Answer: c</w:t>
+      </w:r>
+    </w:p>
+    <w:p>
+      <w:r>
+        <w:t xml:space="preserve">Solution: ✅ Correct Answer: c</w:t>
+      </w:r>
+    </w:p>
+    <w:p>
+      <w:r>
+        <w:t xml:space="preserve">🧠 Clinical Rationale: Alveoli are tiny air sacs with thin, richly vascularized walls where oxygen and carbon dioxide diffuse between air and blood — the site of gas exchange.</w:t>
+      </w:r>
+    </w:p>
+    <w:p>
+      <w:r>
+        <w:t xml:space="preserve">❌ Why Not Other Options?</w:t>
+      </w:r>
+    </w:p>
+    <w:p>
+      <w:r>
+        <w:t xml:space="preserve">(a) — The bronchi are CONDUCTING airways that only carry air — no gas exchange.</w:t>
+      </w:r>
+    </w:p>
+    <w:p>
+      <w:r>
+        <w:t xml:space="preserve">(b) — The trachea conducts air from the larynx to the bronchi — no exchange.</w:t>
+      </w:r>
+    </w:p>
+    <w:p>
+      <w:r>
+        <w:t xml:space="preserve">(d) — The pleura is the membrane covering the lungs, not an exchange unit.</w:t>
+      </w:r>
+    </w:p>
+    <w:p>
+      <w:r>
+        <w:t xml:space="preserve">⚠️ Exam Trap: "Exchange happens in the alveoli; bronchi and trachea only conduct." Gas-exchange questions always point to the alveolus.</w:t>
+      </w:r>
+    </w:p>
+    <w:p>
+      <w:r>
+        <w:t xml:space="preserve">💎 PNC Pearl: "Air travels through pipes (trachea, bronchi) but trades gases only in the alveoli."</w:t>
+      </w:r>
+    </w:p>
+    <w:p>
+      <w:r>
+        <w:t xml:space="preserve">Positive Marks: 1</w:t>
+      </w:r>
+    </w:p>
+    <w:p>
+      <w:r>
+        <w:t xml:space="preserve">Negative Marks: 0.25</w:t>
+      </w:r>
+    </w:p>
+    <w:p>
+      <w:r>
+        <w:t xml:space="preserve"/>
+      </w:r>
+    </w:p>
+    <w:p>
+      <w:r>
+        <w:t xml:space="preserve">Question: The position used for a lumbar puncture is</w:t>
+      </w:r>
+    </w:p>
+    <w:p>
+      <w:r>
+        <w:t xml:space="preserve">(a) Supine with the legs extended</w:t>
+      </w:r>
+    </w:p>
+    <w:p>
+      <w:r>
+        <w:t xml:space="preserve">(b) Left lateral recumbent with the knees drawn up to the chest</w:t>
+      </w:r>
+    </w:p>
+    <w:p>
+      <w:r>
+        <w:t xml:space="preserve">(c) Prone position</w:t>
+      </w:r>
+    </w:p>
+    <w:p>
+      <w:r>
+        <w:t xml:space="preserve">(d) Sitting upright with legs dangling</w:t>
+      </w:r>
+    </w:p>
+    <w:p>
+      <w:r>
+        <w:t xml:space="preserve">Answer: b</w:t>
+      </w:r>
+    </w:p>
+    <w:p>
+      <w:r>
+        <w:t xml:space="preserve">Solution: ✅ Correct Answer: b</w:t>
+      </w:r>
+    </w:p>
+    <w:p>
+      <w:r>
+        <w:t xml:space="preserve">🧠 Clinical Rationale: The fetal curl — left lateral, knees to chest, chin tucked — widens the intervertebral spaces so the needle enters safely between L3-L4 or L4-L5 (below the cord).</w:t>
+      </w:r>
+    </w:p>
+    <w:p>
+      <w:r>
+        <w:t xml:space="preserve">❌ Why Not Other Options?</w:t>
+      </w:r>
+    </w:p>
+    <w:p>
+      <w:r>
+        <w:t xml:space="preserve">(a) — Supine with extended legs does not open the vertebral spaces.</w:t>
+      </w:r>
+    </w:p>
+    <w:p>
+      <w:r>
+        <w:t xml:space="preserve">(c) — Prone does not provide the required flexion.</w:t>
+      </w:r>
+    </w:p>
+    <w:p>
+      <w:r>
+        <w:t xml:space="preserve">(d) — Sitting upright can be used in some cases but the lateral flexed position is standard; legs dangling is not a recognized LP position.</w:t>
+      </w:r>
+    </w:p>
+    <w:p>
+      <w:r>
+        <w:t xml:space="preserve">⚠️ Exam Trap: "LP = fetal curl below the cord level (L3-L4, L4-L5)." The flexed spine is the key to a safe puncture; complications include post-LP headache.</w:t>
+      </w:r>
+    </w:p>
+    <w:p>
+      <w:r>
+        <w:t xml:space="preserve">💎 PNC Pearl: "Curl like a ball to open the spine — the needle goes below L3 where the cord ends."</w:t>
+      </w:r>
+    </w:p>
+    <w:p>
+      <w:r>
+        <w:t xml:space="preserve">Positive Marks: 1</w:t>
+      </w:r>
+    </w:p>
+    <w:p>
+      <w:r>
+        <w:t xml:space="preserve">Negative Marks: 0.25</w:t>
+      </w:r>
+    </w:p>
+    <w:p>
+      <w:r>
+        <w:t xml:space="preserve"/>
+      </w:r>
+    </w:p>
+    <w:p>
+      <w:r>
+        <w:t xml:space="preserve">Question: A patient with acute pancreatitis should initially be kept</w:t>
+      </w:r>
+    </w:p>
+    <w:p>
+      <w:r>
+        <w:t xml:space="preserve">(a) NPO (nil by mouth) with nasogastric suction</w:t>
+      </w:r>
+    </w:p>
+    <w:p>
+      <w:r>
+        <w:t xml:space="preserve">(b) On a high-fat diet</w:t>
+      </w:r>
+    </w:p>
+    <w:p>
+      <w:r>
+        <w:t xml:space="preserve">(c) On a high-fiber diet</w:t>
+      </w:r>
+    </w:p>
+    <w:p>
+      <w:r>
+        <w:t xml:space="preserve">(d) Ambulating freely</w:t>
+      </w:r>
+    </w:p>
+    <w:p>
+      <w:r>
+        <w:t xml:space="preserve">Answer: a</w:t>
+      </w:r>
+    </w:p>
+    <w:p>
+      <w:r>
+        <w:t xml:space="preserve">Solution: ✅ Correct Answer: a</w:t>
+      </w:r>
+    </w:p>
+    <w:p>
+      <w:r>
+        <w:t xml:space="preserve">🧠 Clinical Rationale: The inflamed pancreas is rested by withholding oral intake and applying NG suction, which reduces stimulation of pancreatic enzyme secretion.</w:t>
+      </w:r>
+    </w:p>
+    <w:p>
+      <w:r>
+        <w:t xml:space="preserve">❌ Why Not Other Options?</w:t>
+      </w:r>
+    </w:p>
+    <w:p>
+      <w:r>
+        <w:t xml:space="preserve">(b) — High-fat foods strongly stimulate the pancreas and worsen inflammation.</w:t>
+      </w:r>
+    </w:p>
+    <w:p>
+      <w:r>
+        <w:t xml:space="preserve">(c) — High-fiber diet is for bowel health, not pancreatic rest.</w:t>
+      </w:r>
+    </w:p>
+    <w:p>
+      <w:r>
+        <w:t xml:space="preserve">(d) — Free ambulation is limited by severe pain and the need for rest.</w:t>
+      </w:r>
+    </w:p>
+    <w:p>
+      <w:r>
+        <w:t xml:space="preserve">⚠️ Exam Trap: "Pancreatitis = NPO, NG suction, IV fluids, opioids for pain." Feeding resumes gradually only when pain and amylase/lipase settle.</w:t>
+      </w:r>
+    </w:p>
+    <w:p>
+      <w:r>
+        <w:t xml:space="preserve">💎 PNC Pearl: "Rest the pancreas: nothing by mouth, suction the stomach, hydrate the veins."</w:t>
+      </w:r>
+    </w:p>
+    <w:p>
+      <w:r>
+        <w:t xml:space="preserve">Positive Marks: 1</w:t>
+      </w:r>
+    </w:p>
+    <w:p>
+      <w:r>
+        <w:t xml:space="preserve">Negative Marks: 0.25</w:t>
+      </w:r>
+    </w:p>
+    <w:p>
+      <w:r>
+        <w:t xml:space="preserve"/>
+      </w:r>
+    </w:p>
+    <w:p>
+      <w:r>
+        <w:t xml:space="preserve">Question: Preeclampsia is defined as the development of hypertension and proteinuria after</w:t>
+      </w:r>
+    </w:p>
+    <w:p>
+      <w:r>
+        <w:t xml:space="preserve">(a) 12 weeks of gestation</w:t>
+      </w:r>
+    </w:p>
+    <w:p>
+      <w:r>
+        <w:t xml:space="preserve">(b) 20 weeks of gestation</w:t>
+      </w:r>
+    </w:p>
+    <w:p>
+      <w:r>
+        <w:t xml:space="preserve">(c) 36 weeks of gestation</w:t>
+      </w:r>
+    </w:p>
+    <w:p>
+      <w:r>
+        <w:t xml:space="preserve">(d) Delivery only</w:t>
+      </w:r>
+    </w:p>
+    <w:p>
+      <w:r>
+        <w:t xml:space="preserve">Answer: b</w:t>
+      </w:r>
+    </w:p>
+    <w:p>
+      <w:r>
+        <w:t xml:space="preserve">Solution: ✅ Correct Answer: b</w:t>
+      </w:r>
+    </w:p>
+    <w:p>
+      <w:r>
+        <w:t xml:space="preserve">🧠 Clinical Rationale: Preeclampsia is new-onset hypertension (≥140/90 mmHg) with proteinuria occurring after 20 weeks of gestation in a previously normotensive woman.</w:t>
+      </w:r>
+    </w:p>
+    <w:p>
+      <w:r>
+        <w:t xml:space="preserve">❌ Why Not Other Options?</w:t>
+      </w:r>
+    </w:p>
+    <w:p>
+      <w:r>
+        <w:t xml:space="preserve">(a) — Before 20 weeks, high BP is usually pre-existing (chronic) hypertension, not preeclampsia.</w:t>
+      </w:r>
+    </w:p>
+    <w:p>
+      <w:r>
+        <w:t xml:space="preserve">(c) — 36 weeks is late pregnancy; preeclampsia can start at any time after 20 weeks.</w:t>
+      </w:r>
+    </w:p>
+    <w:p>
+      <w:r>
+        <w:t xml:space="preserve">(d) — Preeclampsia develops during pregnancy, not only after delivery.</w:t>
+      </w:r>
+    </w:p>
+    <w:p>
+      <w:r>
+        <w:t xml:space="preserve">⚠️ Exam Trap: "Preeclampsia = HTN + proteinuria after 20 weeks; add seizures = eclampsia." The 20-week cut-off is a standard exam fact.</w:t>
+      </w:r>
+    </w:p>
+    <w:p>
+      <w:r>
+        <w:t xml:space="preserve">💎 PNC Pearl: "20 weeks is the line — HTN before it is chronic, after it (with protein) is preeclampsia."</w:t>
+      </w:r>
+    </w:p>
+    <w:p>
+      <w:r>
+        <w:t xml:space="preserve">Positive Marks: 1</w:t>
+      </w:r>
+    </w:p>
+    <w:p>
+      <w:r>
+        <w:t xml:space="preserve">Negative Marks: 0.25</w:t>
+      </w:r>
+    </w:p>
+    <w:p>
+      <w:r>
+        <w:t xml:space="preserve"/>
+      </w:r>
+    </w:p>
+    <w:p>
+      <w:r>
+        <w:t xml:space="preserve">Question: The normal respiratory rate of a newborn infant is</w:t>
+      </w:r>
+    </w:p>
+    <w:p>
+      <w:r>
+        <w:t xml:space="preserve">(a) 12-20 breaths per minute</w:t>
+      </w:r>
+    </w:p>
+    <w:p>
+      <w:r>
+        <w:t xml:space="preserve">(b) 30-60 breaths per minute</w:t>
+      </w:r>
+    </w:p>
+    <w:p>
+      <w:r>
+        <w:t xml:space="preserve">(c) 70-80 breaths per minute</w:t>
+      </w:r>
+    </w:p>
+    <w:p>
+      <w:r>
+        <w:t xml:space="preserve">(d) 10-15 breaths per minute</w:t>
+      </w:r>
+    </w:p>
+    <w:p>
+      <w:r>
+        <w:t xml:space="preserve">Answer: b</w:t>
+      </w:r>
+    </w:p>
+    <w:p>
+      <w:r>
+        <w:t xml:space="preserve">Solution: ✅ Correct Answer: b</w:t>
+      </w:r>
+    </w:p>
+    <w:p>
+      <w:r>
+        <w:t xml:space="preserve">🧠 Clinical Rationale: A newborn breathes 30-60 times per minute — faster and more irregular than an adult's 12-20 — because of high metabolic demand and small lung volume.</w:t>
+      </w:r>
+    </w:p>
+    <w:p>
+      <w:r>
+        <w:t xml:space="preserve">❌ Why Not Other Options?</w:t>
+      </w:r>
+    </w:p>
+    <w:p>
+      <w:r>
+        <w:t xml:space="preserve">(a) — 12-20 is the ADULT respiratory rate.</w:t>
+      </w:r>
+    </w:p>
+    <w:p>
+      <w:r>
+        <w:t xml:space="preserve">(c) — 70-80 is tachypnea in a newborn.</w:t>
+      </w:r>
+    </w:p>
+    <w:p>
+      <w:r>
+        <w:t xml:space="preserve">(d) — 10-15 would be dangerously slow (apnea risk).</w:t>
+      </w:r>
+    </w:p>
+    <w:p>
+      <w:r>
+        <w:t xml:space="preserve">⚠️ Exam Trap: "Newborn RR 30-60, newborn HR 120-160" — memorize the pair; they anchor most pediatric vital-sign questions.</w:t>
+      </w:r>
+    </w:p>
+    <w:p>
+      <w:r>
+        <w:t xml:space="preserve">💎 PNC Pearl: "Newborns breathe fast (30-60) and their hearts beat fast (120-160) — small body, big engine."</w:t>
+      </w:r>
+    </w:p>
+    <w:p>
+      <w:r>
+        <w:t xml:space="preserve">Positive Marks: 1</w:t>
+      </w:r>
+    </w:p>
+    <w:p>
+      <w:r>
+        <w:t xml:space="preserve">Negative Marks: 0.25</w:t>
+      </w:r>
+    </w:p>
+    <w:p>
+      <w:r>
+        <w:t xml:space="preserve"/>
+      </w:r>
+    </w:p>
+    <w:p>
+      <w:r>
+        <w:t xml:space="preserve">Question: The earliest cognitive change in a patient with dementia is usually</w:t>
+      </w:r>
+    </w:p>
+    <w:p>
+      <w:r>
+        <w:t xml:space="preserve">(a) Loss of recent memory</w:t>
+      </w:r>
+    </w:p>
+    <w:p>
+      <w:r>
+        <w:t xml:space="preserve">(b) Loss of long-term memory only</w:t>
+      </w:r>
+    </w:p>
+    <w:p>
+      <w:r>
+        <w:t xml:space="preserve">(c) Impaired vision</w:t>
+      </w:r>
+    </w:p>
+    <w:p>
+      <w:r>
+        <w:t xml:space="preserve">(d) Loss of hearing</w:t>
+      </w:r>
+    </w:p>
+    <w:p>
+      <w:r>
+        <w:t xml:space="preserve">Answer: a</w:t>
+      </w:r>
+    </w:p>
+    <w:p>
+      <w:r>
+        <w:t xml:space="preserve">Solution: ✅ Correct Answer: a</w:t>
+      </w:r>
+    </w:p>
+    <w:p>
+      <w:r>
+        <w:t xml:space="preserve">🧠 Clinical Rationale: Dementia typically begins with difficulty remembering recent events — names, appointments, where items were placed — while remote memories are preserved until later stages.</w:t>
+      </w:r>
+    </w:p>
+    <w:p>
+      <w:r>
+        <w:t xml:space="preserve">❌ Why Not Other Options?</w:t>
+      </w:r>
+    </w:p>
+    <w:p>
+      <w:r>
+        <w:t xml:space="preserve">(b) — Long-term memory loss occurs late, not first.</w:t>
+      </w:r>
+    </w:p>
+    <w:p>
+      <w:r>
+        <w:t xml:space="preserve">(c) — Impaired vision is a sensory change, not an early cognitive sign.</w:t>
+      </w:r>
+    </w:p>
+    <w:p>
+      <w:r>
+        <w:t xml:space="preserve">(d) — Hearing loss is sensory, not the earliest cognitive change of dementia.</w:t>
+      </w:r>
+    </w:p>
+    <w:p>
+      <w:r>
+        <w:t xml:space="preserve">⚠️ Exam Trap: Dementia vs delirium — "dementia: recent memory first, insidious onset, alert; delirium: acute onset, fluctuating consciousness, attention problems."</w:t>
+      </w:r>
+    </w:p>
+    <w:p>
+      <w:r>
+        <w:t xml:space="preserve">💎 PNC Pearl: "In dementia, the newest memories fade first, the oldest last."</w:t>
+      </w:r>
+    </w:p>
+    <w:p>
+      <w:r>
+        <w:t xml:space="preserve">Positive Marks: 1</w:t>
+      </w:r>
+    </w:p>
+    <w:p>
+      <w:r>
+        <w:t xml:space="preserve">Negative Marks: 0.25</w:t>
+      </w:r>
+    </w:p>
+    <w:p>
+      <w:r>
+        <w:t xml:space="preserve"/>
+      </w:r>
+    </w:p>
+    <w:p>
+      <w:r>
+        <w:t xml:space="preserve">Question: The treatment strategy used in the National Tuberculosis Elimination Programme for ensuring drug compliance is</w:t>
+      </w:r>
+    </w:p>
+    <w:p>
+      <w:r>
+        <w:t xml:space="preserve">(a) Directly Observed Treatment (DOT)</w:t>
+      </w:r>
+    </w:p>
+    <w:p>
+      <w:r>
+        <w:t xml:space="preserve">(b) Self-administered antibiotics</w:t>
+      </w:r>
+    </w:p>
+    <w:p>
+      <w:r>
+        <w:t xml:space="preserve">(c) Herbal therapy</w:t>
+      </w:r>
+    </w:p>
+    <w:p>
+      <w:r>
+        <w:t xml:space="preserve">(d) Monthly injections only</w:t>
+      </w:r>
+    </w:p>
+    <w:p>
+      <w:r>
+        <w:t xml:space="preserve">Answer: a</w:t>
+      </w:r>
+    </w:p>
+    <w:p>
+      <w:r>
+        <w:t xml:space="preserve">Solution: ✅ Correct Answer: a</w:t>
+      </w:r>
+    </w:p>
+    <w:p>
+      <w:r>
+        <w:t xml:space="preserve">🧠 Clinical Rationale: DOT means a health worker watches the patient swallow every anti-TB dose — ensuring adherence and preventing drug resistance.</w:t>
+      </w:r>
+    </w:p>
+    <w:p>
+      <w:r>
+        <w:t xml:space="preserve">❌ Why Not Other Options?</w:t>
+      </w:r>
+    </w:p>
+    <w:p>
+      <w:r>
+        <w:t xml:space="preserve">(b) — Self-administered pills risk missed doses and default.</w:t>
+      </w:r>
+    </w:p>
+    <w:p>
+      <w:r>
+        <w:t xml:space="preserve">(c) — Herbal therapy has no role in curing TB.</w:t>
+      </w:r>
+    </w:p>
+    <w:p>
+      <w:r>
+        <w:t xml:space="preserve">(d) — Monthly injections are not the TB treatment model.</w:t>
+      </w:r>
+    </w:p>
+    <w:p>
+      <w:r>
+        <w:t xml:space="preserve">⚠️ Exam Trap: "DOTS = directly observed treatment, short-course." The 'observed' part is what makes it work — no observation, no cure guarantee.</w:t>
+      </w:r>
+    </w:p>
+    <w:p>
+      <w:r>
+        <w:t xml:space="preserve">💎 PNC Pearl: "Watch them swallow — DOT is the cure's bodyguard against resistance."</w:t>
+      </w:r>
+    </w:p>
+    <w:p>
+      <w:r>
+        <w:t xml:space="preserve">Positive Marks: 1</w:t>
+      </w:r>
+    </w:p>
+    <w:p>
+      <w:r>
+        <w:t xml:space="preserve">Negative Marks: 0.25</w:t>
+      </w:r>
+    </w:p>
+    <w:p>
+      <w:r>
+        <w:t xml:space="preserve"/>
+      </w:r>
+    </w:p>
+    <w:p>
+      <w:r>
+        <w:t xml:space="preserve">Question: A common adverse effect of the antidiabetic drug metformin is</w:t>
+      </w:r>
+    </w:p>
+    <w:p>
+      <w:r>
+        <w:t xml:space="preserve">(a) Gastrointestinal upset and diarrhea</w:t>
+      </w:r>
+    </w:p>
+    <w:p>
+      <w:r>
+        <w:t xml:space="preserve">(b) Tinnitus</w:t>
+      </w:r>
+    </w:p>
+    <w:p>
+      <w:r>
+        <w:t xml:space="preserve">(c) Alopecia</w:t>
+      </w:r>
+    </w:p>
+    <w:p>
+      <w:r>
+        <w:t xml:space="preserve">(d) Photosensitivity</w:t>
+      </w:r>
+    </w:p>
+    <w:p>
+      <w:r>
+        <w:t xml:space="preserve">Answer: a</w:t>
+      </w:r>
+    </w:p>
+    <w:p>
+      <w:r>
+        <w:t xml:space="preserve">Solution: ✅ Correct Answer: a</w:t>
+      </w:r>
+    </w:p>
+    <w:p>
+      <w:r>
+        <w:t xml:space="preserve">🧠 Clinical Rationale: Metformin commonly causes nausea, diarrhea, and a metallic taste — usually settling with time or by taking it with meals.</w:t>
+      </w:r>
+    </w:p>
+    <w:p>
+      <w:r>
+        <w:t xml:space="preserve">❌ Why Not Other Options?</w:t>
+      </w:r>
+    </w:p>
+    <w:p>
+      <w:r>
+        <w:t xml:space="preserve">(b) — Tinnitus is not a metformin effect (think aminoglycosides/aspirin).</w:t>
+      </w:r>
+    </w:p>
+    <w:p>
+      <w:r>
+        <w:t xml:space="preserve">(c) — Hair loss is not a metformin adverse effect.</w:t>
+      </w:r>
+    </w:p>
+    <w:p>
+      <w:r>
+        <w:t xml:space="preserve">(d) — Photosensitivity is not typical of metformin.</w:t>
+      </w:r>
+    </w:p>
+    <w:p>
+      <w:r>
+        <w:t xml:space="preserve">⚠️ Exam Trap: "Metformin = GI upset; the rare serious risk is lactic acidosis." It is held during contrast studies and severe illness (renal risk).</w:t>
+      </w:r>
+    </w:p>
+    <w:p>
+      <w:r>
+        <w:t xml:space="preserve">💎 PNC Pearl: "Metformin's belly rumble is common; lactic acidosis is rare but fatal — hold it in sick kidneys."</w:t>
+      </w:r>
+    </w:p>
+    <w:p>
+      <w:r>
+        <w:t xml:space="preserve">Positive Marks: 1</w:t>
+      </w:r>
+    </w:p>
+    <w:p>
+      <w:r>
+        <w:t xml:space="preserve">Negative Marks: 0.25</w:t>
+      </w:r>
+    </w:p>
+    <w:p>
+      <w:r>
+        <w:t xml:space="preserve"/>
+      </w:r>
+    </w:p>
+    <w:p>
+      <w:r>
+        <w:t xml:space="preserve">Question: In anaphylaxis, adrenaline (epinephrine) is administered by which route?</w:t>
+      </w:r>
+    </w:p>
+    <w:p>
+      <w:r>
+        <w:t xml:space="preserve">(a) Intramuscular injection in the mid-outer thigh</w:t>
+      </w:r>
+    </w:p>
+    <w:p>
+      <w:r>
+        <w:t xml:space="preserve">(b) Oral tablets</w:t>
+      </w:r>
+    </w:p>
+    <w:p>
+      <w:r>
+        <w:t xml:space="preserve">(c) Subcutaneous in the abdomen only</w:t>
+      </w:r>
+    </w:p>
+    <w:p>
+      <w:r>
+        <w:t xml:space="preserve">(d) Topical application</w:t>
+      </w:r>
+    </w:p>
+    <w:p>
+      <w:r>
+        <w:t xml:space="preserve">Answer: a</w:t>
+      </w:r>
+    </w:p>
+    <w:p>
+      <w:r>
+        <w:t xml:space="preserve">Solution: ✅ Correct Answer: a</w:t>
+      </w:r>
+    </w:p>
+    <w:p>
+      <w:r>
+        <w:t xml:space="preserve">🧠 Clinical Rationale: IM adrenaline in the anterolateral thigh (0.01 mg/kg, max 0.5 mg) is the first-line treatment — the muscle absorbs it rapidly for a fast systemic effect.</w:t>
+      </w:r>
+    </w:p>
+    <w:p>
+      <w:r>
+        <w:t xml:space="preserve">❌ Why Not Other Options?</w:t>
+      </w:r>
+    </w:p>
+    <w:p>
+      <w:r>
+        <w:t xml:space="preserve">(b) — Oral adrenaline is destroyed in the gut and acts too slowly.</w:t>
+      </w:r>
+    </w:p>
+    <w:p>
+      <w:r>
+        <w:t xml:space="preserve">(c) — Subcutaneous absorption is slower than IM in shock (poor skin perfusion).</w:t>
+      </w:r>
+    </w:p>
+    <w:p>
+      <w:r>
+        <w:t xml:space="preserve">(d) — Topical application has no systemic effect.</w:t>
+      </w:r>
+    </w:p>
+    <w:p>
+      <w:r>
+        <w:t xml:space="preserve">⚠️ Exam Trap: "Anaphylaxis → IM adrenaline in the outer thigh, FIRST." Antihistamines and steroids are second-line — adrenaline is always first.</w:t>
+      </w:r>
+    </w:p>
+    <w:p>
+      <w:r>
+        <w:t xml:space="preserve">💎 PNC Pearl: "Adrenaline first, IM, outer thigh — the only drug that reverses anaphylaxis fast enough."</w:t>
+      </w:r>
+    </w:p>
+    <w:p>
+      <w:r>
+        <w:t xml:space="preserve">Positive Marks: 1</w:t>
+      </w:r>
+    </w:p>
+    <w:p>
+      <w:r>
+        <w:t xml:space="preserve">Negative Marks: 0.25</w:t>
+      </w:r>
+    </w:p>
+    <w:p>
+      <w:r>
+        <w:t xml:space="preserve"/>
+      </w:r>
+    </w:p>
+    <w:p>
+      <w:r>
+        <w:t xml:space="preserve">Question: The most common fungal opportunistic infection in patients with HIV/AIDS is</w:t>
+      </w:r>
+    </w:p>
+    <w:p>
+      <w:r>
+        <w:t xml:space="preserve">(a) Candidiasis</w:t>
+      </w:r>
+    </w:p>
+    <w:p>
+      <w:r>
+        <w:t xml:space="preserve">(b) Malaria</w:t>
+      </w:r>
+    </w:p>
+    <w:p>
+      <w:r>
+        <w:t xml:space="preserve">(c) Typhoid</w:t>
+      </w:r>
+    </w:p>
+    <w:p>
+      <w:r>
+        <w:t xml:space="preserve">(d) Tetanus</w:t>
+      </w:r>
+    </w:p>
+    <w:p>
+      <w:r>
+        <w:t xml:space="preserve">Answer: a</w:t>
+      </w:r>
+    </w:p>
+    <w:p>
+      <w:r>
+        <w:t xml:space="preserve">Solution: ✅ Correct Answer: a</w:t>
+      </w:r>
+    </w:p>
+    <w:p>
+      <w:r>
+        <w:t xml:space="preserve">🧠 Clinical Rationale: Oral and esophageal candidiasis is the most common fungal opportunistic infection in HIV, appearing as immunity falls.</w:t>
+      </w:r>
+    </w:p>
+    <w:p>
+      <w:r>
+        <w:t xml:space="preserve">❌ Why Not Other Options?</w:t>
+      </w:r>
+    </w:p>
+    <w:p>
+      <w:r>
+        <w:t xml:space="preserve">(b) — Malaria is parasitic, not fungal.</w:t>
+      </w:r>
+    </w:p>
+    <w:p>
+      <w:r>
+        <w:t xml:space="preserve">(c) — Typhoid is bacterial.</w:t>
+      </w:r>
+    </w:p>
+    <w:p>
+      <w:r>
+        <w:t xml:space="preserve">(d) — Tetanus is bacterial.</w:t>
+      </w:r>
+    </w:p>
+    <w:p>
+      <w:r>
+        <w:t xml:space="preserve">⚠️ Exam Trap: HIV fungal trio — "candidiasis (most common), cryptococcal meningitis, and Pneumocystis jirovecii pneumonia (PJP)." Know which are fungal vs viral vs bacterial.</w:t>
+      </w:r>
+    </w:p>
+    <w:p>
+      <w:r>
+        <w:t xml:space="preserve">💎 PNC Pearl: "Candida, Cryptococcus, Pneumocystis — the fungal trio that hunts fallen immunity."</w:t>
+      </w:r>
+    </w:p>
+    <w:p>
+      <w:r>
+        <w:t xml:space="preserve">Positive Marks: 1</w:t>
+      </w:r>
+    </w:p>
+    <w:p>
+      <w:r>
+        <w:t xml:space="preserve">Negative Marks: 0.25</w:t>
+      </w:r>
+    </w:p>
+    <w:p>
+      <w:r>
+        <w:t xml:space="preserve">Question: A patient on hemodialysis for chronic kidney disease should limit intake of</w:t>
+      </w:r>
+    </w:p>
+    <w:p>
+      <w:r>
+        <w:t xml:space="preserve">(a) Potassium-rich foods such as bananas and oranges</w:t>
+      </w:r>
+    </w:p>
+    <w:p>
+      <w:r>
+        <w:t xml:space="preserve">(b) Bread and cereals</w:t>
+      </w:r>
+    </w:p>
+    <w:p>
+      <w:r>
+        <w:t xml:space="preserve">(c) Green leafy vegetables only</w:t>
+      </w:r>
+    </w:p>
+    <w:p>
+      <w:r>
+        <w:t xml:space="preserve">(d) Boiled rice</w:t>
+      </w:r>
+    </w:p>
+    <w:p>
+      <w:r>
+        <w:t xml:space="preserve">Answer: a</w:t>
+      </w:r>
+    </w:p>
+    <w:p>
+      <w:r>
+        <w:t xml:space="preserve">Solution: ✅ Correct Answer: a</w:t>
+      </w:r>
+    </w:p>
+    <w:p>
+      <w:r>
+        <w:t xml:space="preserve">🧠 Clinical Rationale: Hyperkalemia is a dangerous complication of CKD — it can cause lethal cardiac arrhythmias — so potassium-rich foods (bananas, oranges, tomatoes, potatoes) are restricted between dialysis sessions.</w:t>
+      </w:r>
+    </w:p>
+    <w:p>
+      <w:r>
+        <w:t xml:space="preserve">❌ Why Not Other Options?</w:t>
+      </w:r>
+    </w:p>
+    <w:p>
+      <w:r>
+        <w:t xml:space="preserve">(b) — Bread and cereals provide calories without high potassium.</w:t>
+      </w:r>
+    </w:p>
+    <w:p>
+      <w:r>
+        <w:t xml:space="preserve">(c) — Leafy greens are high in potassium too, but the restriction is not limited to them.</w:t>
+      </w:r>
+    </w:p>
+    <w:p>
+      <w:r>
+        <w:t xml:space="preserve">(d) — Boiled rice is low in potassium and generally allowed.</w:t>
+      </w:r>
+    </w:p>
+    <w:p>
+      <w:r>
+        <w:t xml:space="preserve">⚠️ Exam Trap: "CKD diet = low K, low Na, low P, moderate-low protein." Bananas and oranges are the classic high-potassium foods to avoid.</w:t>
+      </w:r>
+    </w:p>
+    <w:p>
+      <w:r>
+        <w:t xml:space="preserve">💎 PNC Pearl: "CKD: skip the banana and orange — potassium is the silent arrhythmia killer."</w:t>
+      </w:r>
+    </w:p>
+    <w:p>
+      <w:r>
+        <w:t xml:space="preserve">Positive Marks: 1</w:t>
+      </w:r>
+    </w:p>
+    <w:p>
+      <w:r>
+        <w:t xml:space="preserve">Negative Marks: 0.25</w:t>
+      </w:r>
+    </w:p>
+    <w:p>
+      <w:r>
+        <w:t xml:space="preserve"/>
+      </w:r>
+    </w:p>
+    <w:p>
+      <w:r>
+        <w:t xml:space="preserve">Question: A patient develops sudden, crushing chest pain with diaphoresis. The nurse's FIRST action is to</w:t>
+      </w:r>
+    </w:p>
+    <w:p>
+      <w:r>
+        <w:t xml:space="preserve">(a) Ambulate the patient to relieve the pain</w:t>
+      </w:r>
+    </w:p>
+    <w:p>
+      <w:r>
+        <w:t xml:space="preserve">(b) Place the patient on bed rest, start oxygen and obtain a 12-lead ECG</w:t>
+      </w:r>
+    </w:p>
+    <w:p>
+      <w:r>
+        <w:t xml:space="preserve">(c) Give a heavy meal</w:t>
+      </w:r>
+    </w:p>
+    <w:p>
+      <w:r>
+        <w:t xml:space="preserve">(d) Wait for the pain to subside on its own</w:t>
+      </w:r>
+    </w:p>
+    <w:p>
+      <w:r>
+        <w:t xml:space="preserve">Answer: b</w:t>
+      </w:r>
+    </w:p>
+    <w:p>
+      <w:r>
+        <w:t xml:space="preserve">Solution: ✅ Correct Answer: b</w:t>
+      </w:r>
+    </w:p>
+    <w:p>
+      <w:r>
+        <w:t xml:space="preserve">🧠 Clinical Rationale: Crushing chest pain with sweating suggests acute MI — the nurse immediately puts the patient on bed rest, gives oxygen, monitors, and obtains a 12-lead ECG, then prepares aspirin, nitroglycerin, and medical review.</w:t>
+      </w:r>
+    </w:p>
+    <w:p>
+      <w:r>
+        <w:t xml:space="preserve">❌ Why Not Other Options?</w:t>
+      </w:r>
+    </w:p>
+    <w:p>
+      <w:r>
+        <w:t xml:space="preserve">(a) — Ambulation increases cardiac workload and can precipitate arrest.</w:t>
+      </w:r>
+    </w:p>
+    <w:p>
+      <w:r>
+        <w:t xml:space="preserve">(c) — Feeding increases myocardial oxygen demand.</w:t>
+      </w:r>
+    </w:p>
+    <w:p>
+      <w:r>
+        <w:t xml:space="preserve">(d) — Waiting risks cardiac arrest — time is myocardium.</w:t>
+      </w:r>
+    </w:p>
+    <w:p>
+      <w:r>
+        <w:t xml:space="preserve">⚠️ Exam Trap: "MI first actions = REST, oxygen, ECG, aspirin, nitroglycerin." The door-to-ECG target is within 10 minutes.</w:t>
+      </w:r>
+    </w:p>
+    <w:p>
+      <w:r>
+        <w:t xml:space="preserve">💎 PNC Pearl: "Chest pain + sweat = MI until proven otherwise — rest, oxygen, ECG fast."</w:t>
+      </w:r>
+    </w:p>
+    <w:p>
+      <w:r>
+        <w:t xml:space="preserve">Positive Marks: 1</w:t>
+      </w:r>
+    </w:p>
+    <w:p>
+      <w:r>
+        <w:t xml:space="preserve">Negative Marks: 0.25</w:t>
+      </w:r>
+    </w:p>
+    <w:p>
+      <w:r>
+        <w:t xml:space="preserve"/>
+      </w:r>
+    </w:p>
+    <w:p>
+      <w:r>
+        <w:t xml:space="preserve">Question: The Glasgow Coma Scale (GCS) assesses</w:t>
+      </w:r>
+    </w:p>
+    <w:p>
+      <w:r>
+        <w:t xml:space="preserve">(a) Eye opening, verbal response and motor response</w:t>
+      </w:r>
+    </w:p>
+    <w:p>
+      <w:r>
+        <w:t xml:space="preserve">(b) Pulse, respiration and blood pressure</w:t>
+      </w:r>
+    </w:p>
+    <w:p>
+      <w:r>
+        <w:t xml:space="preserve">(c) Weight, height and temperature</w:t>
+      </w:r>
+    </w:p>
+    <w:p>
+      <w:r>
+        <w:t xml:space="preserve">(d) Hearing, vision and smell</w:t>
+      </w:r>
+    </w:p>
+    <w:p>
+      <w:r>
+        <w:t xml:space="preserve">Answer: a</w:t>
+      </w:r>
+    </w:p>
+    <w:p>
+      <w:r>
+        <w:t xml:space="preserve">Solution: ✅ Correct Answer: a</w:t>
+      </w:r>
+    </w:p>
+    <w:p>
+      <w:r>
+        <w:t xml:space="preserve">🧠 Clinical Rationale: The GCS scores eye opening (1-4), verbal response (1-5), and motor response (1-6), totaling 3-15 — 15 is fully conscious and 8 or less indicates coma.</w:t>
+      </w:r>
+    </w:p>
+    <w:p>
+      <w:r>
+        <w:t xml:space="preserve">❌ Why Not Other Options?</w:t>
+      </w:r>
+    </w:p>
+    <w:p>
+      <w:r>
+        <w:t xml:space="preserve">(b) — Vital signs are a separate assessment, not part of the GCS.</w:t>
+      </w:r>
+    </w:p>
+    <w:p>
+      <w:r>
+        <w:t xml:space="preserve">(c) — Body measurements are not neurologic.</w:t>
+      </w:r>
+    </w:p>
+    <w:p>
+      <w:r>
+        <w:t xml:space="preserve">(d) — The special senses are not scored on the GCS.</w:t>
+      </w:r>
+    </w:p>
+    <w:p>
+      <w:r>
+        <w:t xml:space="preserve">⚠️ Exam Trap: "GCS = Eyes (4) + Verbal (5) + Motor (6) = 15; coma = 8 or less" — the 4-5-6 breakdown is a favourite number set.</w:t>
+      </w:r>
+    </w:p>
+    <w:p>
+      <w:r>
+        <w:t xml:space="preserve">💎 PNC Pearl: "Eyes 4, Verbal 5, Motor 6 — under 9 means coma and airway protection."</w:t>
+      </w:r>
+    </w:p>
+    <w:p>
+      <w:r>
+        <w:t xml:space="preserve">Positive Marks: 1</w:t>
+      </w:r>
+    </w:p>
+    <w:p>
+      <w:r>
+        <w:t xml:space="preserve">Negative Marks: 0.25</w:t>
+      </w:r>
+    </w:p>
+    <w:p>
+      <w:r>
+        <w:t xml:space="preserve"/>
+      </w:r>
+    </w:p>
+    <w:p>
+      <w:r>
+        <w:t xml:space="preserve">Question: In a vertex presentation, the presenting part of the fetus is the</w:t>
+      </w:r>
+    </w:p>
+    <w:p>
+      <w:r>
+        <w:t xml:space="preserve">(a) Brow</w:t>
+      </w:r>
+    </w:p>
+    <w:p>
+      <w:r>
+        <w:t xml:space="preserve">(b) Face</w:t>
+      </w:r>
+    </w:p>
+    <w:p>
+      <w:r>
+        <w:t xml:space="preserve">(c) Occiput</w:t>
+      </w:r>
+    </w:p>
+    <w:p>
+      <w:r>
+        <w:t xml:space="preserve">(d) Shoulder</w:t>
+      </w:r>
+    </w:p>
+    <w:p>
+      <w:r>
+        <w:t xml:space="preserve">Answer: c</w:t>
+      </w:r>
+    </w:p>
+    <w:p>
+      <w:r>
+        <w:t xml:space="preserve">Solution: ✅ Correct Answer: c</w:t>
+      </w:r>
+    </w:p>
+    <w:p>
+      <w:r>
+        <w:t xml:space="preserve">🧠 Clinical Rationale: In a vertex (cephalic) presentation — the most common and most favorable — the occiput is the presenting part that engages the pelvis.</w:t>
+      </w:r>
+    </w:p>
+    <w:p>
+      <w:r>
+        <w:t xml:space="preserve">❌ Why Not Other Options?</w:t>
+      </w:r>
+    </w:p>
+    <w:p>
+      <w:r>
+        <w:t xml:space="preserve">(a) — Brow presentation is an abnormal, extended-head presentation.</w:t>
+      </w:r>
+    </w:p>
+    <w:p>
+      <w:r>
+        <w:t xml:space="preserve">(b) — Face presentation is abnormal and complicates delivery.</w:t>
+      </w:r>
+    </w:p>
+    <w:p>
+      <w:r>
+        <w:t xml:space="preserve">(d) — Shoulder presentation is a transverse lie, an obstetric emergency.</w:t>
+      </w:r>
+    </w:p>
+    <w:p>
+      <w:r>
+        <w:t xml:space="preserve">⚠️ Exam Trap: "Vertex = occiput first; the best position is LOA (left occiput anterior)" — the answer for most 'most favourable position' questions.</w:t>
+      </w:r>
+    </w:p>
+    <w:p>
+      <w:r>
+        <w:t xml:space="preserve">💎 PNC Pearl: "Vertex means the occiput leads — LOA is the champion position."</w:t>
+      </w:r>
+    </w:p>
+    <w:p>
+      <w:r>
+        <w:t xml:space="preserve">Positive Marks: 1</w:t>
+      </w:r>
+    </w:p>
+    <w:p>
+      <w:r>
+        <w:t xml:space="preserve">Negative Marks: 0.25</w:t>
+      </w:r>
+    </w:p>
+    <w:p>
+      <w:r>
+        <w:t xml:space="preserve"/>
+      </w:r>
+    </w:p>
+    <w:p>
+      <w:r>
+        <w:t xml:space="preserve">Question: Breastfeeding should ideally be initiated</w:t>
+      </w:r>
+    </w:p>
+    <w:p>
+      <w:r>
+        <w:t xml:space="preserve">(a) Within 1 hour of birth</w:t>
+      </w:r>
+    </w:p>
+    <w:p>
+      <w:r>
+        <w:t xml:space="preserve">(b) After 24 hours of birth</w:t>
+      </w:r>
+    </w:p>
+    <w:p>
+      <w:r>
+        <w:t xml:space="preserve">(c) On the third day</w:t>
+      </w:r>
+    </w:p>
+    <w:p>
+      <w:r>
+        <w:t xml:space="preserve">(d) After the first week</w:t>
+      </w:r>
+    </w:p>
+    <w:p>
+      <w:r>
+        <w:t xml:space="preserve">Answer: a</w:t>
+      </w:r>
+    </w:p>
+    <w:p>
+      <w:r>
+        <w:t xml:space="preserve">Solution: ✅ Correct Answer: a</w:t>
+      </w:r>
+    </w:p>
+    <w:p>
+      <w:r>
+        <w:t xml:space="preserve">🧠 Clinical Rationale: Initiating breastfeeding within the first hour delivers colostrum — the baby's first immunization — promotes bonding, and stimulates milk production.</w:t>
+      </w:r>
+    </w:p>
+    <w:p>
+      <w:r>
+        <w:t xml:space="preserve">❌ Why Not Other Options?</w:t>
+      </w:r>
+    </w:p>
+    <w:p>
+      <w:r>
+        <w:t xml:space="preserve">(b) — Delaying to 24 hours loses the colostrum and bonding benefits.</w:t>
+      </w:r>
+    </w:p>
+    <w:p>
+      <w:r>
+        <w:t xml:space="preserve">(c) — The third day is far too late — milk supply is already being established.</w:t>
+      </w:r>
+    </w:p>
+    <w:p>
+      <w:r>
+        <w:t xml:space="preserve">(d) — After the first week misses the critical window entirely.</w:t>
+      </w:r>
+    </w:p>
+    <w:p>
+      <w:r>
+        <w:t xml:space="preserve">⚠️ Exam Trap: The WHO feeding timeline — "initiate within 1 hour, exclusive breastfeeding for 6 months, complementary feeding from 6 months, continue up to 2 years."</w:t>
+      </w:r>
+    </w:p>
+    <w:p>
+      <w:r>
+        <w:t xml:space="preserve">💎 PNC Pearl: "First hour = first feed. Colostrum is the baby's first vaccine."</w:t>
+      </w:r>
+    </w:p>
+    <w:p>
+      <w:r>
+        <w:t xml:space="preserve">Positive Marks: 1</w:t>
+      </w:r>
+    </w:p>
+    <w:p>
+      <w:r>
+        <w:t xml:space="preserve">Negative Marks: 0.25</w:t>
+      </w:r>
+    </w:p>
+    <w:p>
+      <w:r>
+        <w:t xml:space="preserve"/>
+      </w:r>
+    </w:p>
+    <w:p>
+      <w:r>
+        <w:t xml:space="preserve">Question: According to WHO classification, a child with weight-for-height below minus 3 standard deviations has</w:t>
+      </w:r>
+    </w:p>
+    <w:p>
+      <w:r>
+        <w:t xml:space="preserve">(a) Severe acute malnutrition (SAM)</w:t>
+      </w:r>
+    </w:p>
+    <w:p>
+      <w:r>
+        <w:t xml:space="preserve">(b) Overweight</w:t>
+      </w:r>
+    </w:p>
+    <w:p>
+      <w:r>
+        <w:t xml:space="preserve">(c) Normal nutrition</w:t>
+      </w:r>
+    </w:p>
+    <w:p>
+      <w:r>
+        <w:t xml:space="preserve">(d) Rickets</w:t>
+      </w:r>
+    </w:p>
+    <w:p>
+      <w:r>
+        <w:t xml:space="preserve">Answer: a</w:t>
+      </w:r>
+    </w:p>
+    <w:p>
+      <w:r>
+        <w:t xml:space="preserve">Solution: ✅ Correct Answer: a</w:t>
+      </w:r>
+    </w:p>
+    <w:p>
+      <w:r>
+        <w:t xml:space="preserve">🧠 Clinical Rationale: SAM is defined as weight-for-height below -3 SD (or MUAC below 11.5 cm, or bilateral pitting edema); moderate acute malnutrition is -2 to -3 SD.</w:t>
+      </w:r>
+    </w:p>
+    <w:p>
+      <w:r>
+        <w:t xml:space="preserve">❌ Why Not Other Options?</w:t>
+      </w:r>
+    </w:p>
+    <w:p>
+      <w:r>
+        <w:t xml:space="preserve">(b) — Overweight is weight-for-height above +2 SD.</w:t>
+      </w:r>
+    </w:p>
+    <w:p>
+      <w:r>
+        <w:t xml:space="preserve">(c) — Normal nutrition is roughly -2 to +2 SD.</w:t>
+      </w:r>
+    </w:p>
+    <w:p>
+      <w:r>
+        <w:t xml:space="preserve">(d) — Rickets is vitamin D deficiency with bony deformities — a different condition.</w:t>
+      </w:r>
+    </w:p>
+    <w:p>
+      <w:r>
+        <w:t xml:space="preserve">⚠️ Exam Trap: SAM markers — "WHZ &lt; -3 SD, MUAC &lt; 11.5 cm, or pitting edema." Remember the MUAC numbers: 11.5 (SAM) and 12.5 (MAM).</w:t>
+      </w:r>
+    </w:p>
+    <w:p>
+      <w:r>
+        <w:t xml:space="preserve">💎 PNC Pearl: "MUAC under 11.5 or weight-for-height under -3 SD = SAM — the red zone of malnutrition."</w:t>
+      </w:r>
+    </w:p>
+    <w:p>
+      <w:r>
+        <w:t xml:space="preserve">Positive Marks: 1</w:t>
+      </w:r>
+    </w:p>
+    <w:p>
+      <w:r>
+        <w:t xml:space="preserve">Negative Marks: 0.25</w:t>
+      </w:r>
+    </w:p>
+    <w:p>
+      <w:r>
+        <w:t xml:space="preserve"/>
+      </w:r>
+    </w:p>
+    <w:p>
+      <w:r>
+        <w:t xml:space="preserve">Question: The antidote for paracetamol (acetaminophen) overdose is</w:t>
+      </w:r>
+    </w:p>
+    <w:p>
+      <w:r>
+        <w:t xml:space="preserve">(a) N-acetylcysteine</w:t>
+      </w:r>
+    </w:p>
+    <w:p>
+      <w:r>
+        <w:t xml:space="preserve">(b) Atropine</w:t>
+      </w:r>
+    </w:p>
+    <w:p>
+      <w:r>
+        <w:t xml:space="preserve">(c) Protamine sulfate</w:t>
+      </w:r>
+    </w:p>
+    <w:p>
+      <w:r>
+        <w:t xml:space="preserve">(d) Flumazenil</w:t>
+      </w:r>
+    </w:p>
+    <w:p>
+      <w:r>
+        <w:t xml:space="preserve">Answer: a</w:t>
+      </w:r>
+    </w:p>
+    <w:p>
+      <w:r>
+        <w:t xml:space="preserve">Solution: ✅ Correct Answer: a</w:t>
+      </w:r>
+    </w:p>
+    <w:p>
+      <w:r>
+        <w:t xml:space="preserve">🧠 Clinical Rationale: N-acetylcysteine replenishes glutathione and prevents the hepatotoxicity of paracetamol overdose — most effective within 8-10 hours of ingestion.</w:t>
+      </w:r>
+    </w:p>
+    <w:p>
+      <w:r>
+        <w:t xml:space="preserve">❌ Why Not Other Options?</w:t>
+      </w:r>
+    </w:p>
+    <w:p>
+      <w:r>
+        <w:t xml:space="preserve">(b) — Atropine treats organophosphate poisoning and bradycardia.</w:t>
+      </w:r>
+    </w:p>
+    <w:p>
+      <w:r>
+        <w:t xml:space="preserve">(c) — Protamine reverses HEPARIN.</w:t>
+      </w:r>
+    </w:p>
+    <w:p>
+      <w:r>
+        <w:t xml:space="preserve">(d) — Flumazenil reverses benzodiazepines.</w:t>
+      </w:r>
+    </w:p>
+    <w:p>
+      <w:r>
+        <w:t xml:space="preserve">⚠️ Exam Trap: The antidote table is repeated across exams — "paracetamol → acetylcysteine; opioids → naloxone; benzos → flumazenil; heparin → protamine; warfarin → vitamin K."</w:t>
+      </w:r>
+    </w:p>
+    <w:p>
+      <w:r>
+        <w:t xml:space="preserve">💎 PNC Pearl: "Paracetamol → acetylcysteine within 8-10 hours — the liver's rescue team."</w:t>
+      </w:r>
+    </w:p>
+    <w:p>
+      <w:r>
+        <w:t xml:space="preserve">Positive Marks: 1</w:t>
+      </w:r>
+    </w:p>
+    <w:p>
+      <w:r>
+        <w:t xml:space="preserve">Negative Marks: 0.25</w:t>
+      </w:r>
+    </w:p>
+    <w:p>
+      <w:r>
+        <w:t xml:space="preserve"/>
+      </w:r>
+    </w:p>
+    <w:p>
+      <w:r>
+        <w:t xml:space="preserve">Question: The normal range of arterial carbon dioxide (PaCO2) is</w:t>
+      </w:r>
+    </w:p>
+    <w:p>
+      <w:r>
+        <w:t xml:space="preserve">(a) 10-20 mmHg</w:t>
+      </w:r>
+    </w:p>
+    <w:p>
+      <w:r>
+        <w:t xml:space="preserve">(b) 35-45 mmHg</w:t>
+      </w:r>
+    </w:p>
+    <w:p>
+      <w:r>
+        <w:t xml:space="preserve">(c) 60-80 mmHg</w:t>
+      </w:r>
+    </w:p>
+    <w:p>
+      <w:r>
+        <w:t xml:space="preserve">(d) 90-110 mmHg</w:t>
+      </w:r>
+    </w:p>
+    <w:p>
+      <w:r>
+        <w:t xml:space="preserve">Answer: b</w:t>
+      </w:r>
+    </w:p>
+    <w:p>
+      <w:r>
+        <w:t xml:space="preserve">Solution: ✅ Correct Answer: b</w:t>
+      </w:r>
+    </w:p>
+    <w:p>
+      <w:r>
+        <w:t xml:space="preserve">🧠 Clinical Rationale: Normal PaCO2 is 35-45 mmHg — the respiratory parameter of the arterial blood gas. Above 45 mmHg = respiratory acidosis (hypoventilation); below 35 mmHg = respiratory alkalosis (hyperventilation).</w:t>
+      </w:r>
+    </w:p>
+    <w:p>
+      <w:r>
+        <w:t xml:space="preserve">❌ Why Not Other Options?</w:t>
+      </w:r>
+    </w:p>
+    <w:p>
+      <w:r>
+        <w:t xml:space="preserve">(a) — 10-20 mmHg is severe hypocapnia (marked hyperventilation).</w:t>
+      </w:r>
+    </w:p>
+    <w:p>
+      <w:r>
+        <w:t xml:space="preserve">(c) — 60-80 mmHg indicates significant CO2 retention.</w:t>
+      </w:r>
+    </w:p>
+    <w:p>
+      <w:r>
+        <w:t xml:space="preserve">(d) — 90-110 mmHg is extreme hypercapnia — near CO2 narcosis.</w:t>
+      </w:r>
+    </w:p>
+    <w:p>
+      <w:r>
+        <w:t xml:space="preserve">⚠️ Exam Trap: The ABG anchors — "pH 7.35-7.45, PaCO2 35-45, HCO3 22-26." PaCO2 is the respiratory side, HCO3 the metabolic side.</w:t>
+      </w:r>
+    </w:p>
+    <w:p>
+      <w:r>
+        <w:t xml:space="preserve">💎 PNC Pearl: "PaCO2 35-45 — the lungs' report card; high = not blowing off, low = over-breathing."</w:t>
+      </w:r>
+    </w:p>
+    <w:p>
+      <w:r>
+        <w:t xml:space="preserve">Positive Marks: 1</w:t>
+      </w:r>
+    </w:p>
+    <w:p>
+      <w:r>
+        <w:t xml:space="preserve">Negative Marks: 0.25</w:t>
+      </w:r>
+    </w:p>
+    <w:p>
+      <w:r>
+        <w:t xml:space="preserve"/>
+      </w:r>
+    </w:p>
+    <w:p>
+      <w:r>
+        <w:t xml:space="preserve">Question: The recommended daily calorie intake for an adult Indian male doing light work (ICMR) is approximately</w:t>
+      </w:r>
+    </w:p>
+    <w:p>
+      <w:r>
+        <w:t xml:space="preserve">(a) 1800 kcal</w:t>
+      </w:r>
+    </w:p>
+    <w:p>
+      <w:r>
+        <w:t xml:space="preserve">(b) 2300 kcal</w:t>
+      </w:r>
+    </w:p>
+    <w:p>
+      <w:r>
+        <w:t xml:space="preserve">(c) 3000 kcal</w:t>
+      </w:r>
+    </w:p>
+    <w:p>
+      <w:r>
+        <w:t xml:space="preserve">(d) 4000 kcal</w:t>
+      </w:r>
+    </w:p>
+    <w:p>
+      <w:r>
+        <w:t xml:space="preserve">Answer: b</w:t>
+      </w:r>
+    </w:p>
+    <w:p>
+      <w:r>
+        <w:t xml:space="preserve">Solution: ✅ Correct Answer: b</w:t>
+      </w:r>
+    </w:p>
+    <w:p>
+      <w:r>
+        <w:t xml:space="preserve">🧠 Clinical Rationale: ICMR recommends about 2320 kcal/day for a sedentary/light-work adult male and about 1900 kcal for a female; needs rise with activity, pregnancy, and lactation.</w:t>
+      </w:r>
+    </w:p>
+    <w:p>
+      <w:r>
+        <w:t xml:space="preserve">❌ Why Not Other Options?</w:t>
+      </w:r>
+    </w:p>
+    <w:p>
+      <w:r>
+        <w:t xml:space="preserve">(a) — 1800 kcal suits a sedentary female, not an adult male.</w:t>
+      </w:r>
+    </w:p>
+    <w:p>
+      <w:r>
+        <w:t xml:space="preserve">(c) — 3000 kcal suits moderate-heavy work.</w:t>
+      </w:r>
+    </w:p>
+    <w:p>
+      <w:r>
+        <w:t xml:space="preserve">(d) — 4000 kcal suits very heavy manual work only.</w:t>
+      </w:r>
+    </w:p>
+    <w:p>
+      <w:r>
+        <w:t xml:space="preserve">⚠️ Exam Trap: "Adult male ~2300 kcal, female ~1900 kcal." Pregnancy adds about +350 kcal/day and lactation +450-550 kcal/day.</w:t>
+      </w:r>
+    </w:p>
+    <w:p>
+      <w:r>
+        <w:t xml:space="preserve">💎 PNC Pearl: "Male 2300, female 1900 — add 350 for pregnancy, 500 for breastfeeding."</w:t>
+      </w:r>
+    </w:p>
+    <w:p>
+      <w:r>
+        <w:t xml:space="preserve">Positive Marks: 1</w:t>
+      </w:r>
+    </w:p>
+    <w:p>
+      <w:r>
+        <w:t xml:space="preserve">Negative Marks: 0.25</w:t>
+      </w:r>
+    </w:p>
+    <w:p>
+      <w:r>
+        <w:t xml:space="preserve"/>
+      </w:r>
+    </w:p>
+    <w:p>
+      <w:r>
+        <w:t xml:space="preserve">Question: Before administering any medication, the nurse should confirm the patient's identity using</w:t>
+      </w:r>
+    </w:p>
+    <w:p>
+      <w:r>
+        <w:t xml:space="preserve">(a) Two patient identifiers, such as name and date of birth</w:t>
+      </w:r>
+    </w:p>
+    <w:p>
+      <w:r>
+        <w:t xml:space="preserve">(b) The bed number only</w:t>
+      </w:r>
+    </w:p>
+    <w:p>
+      <w:r>
+        <w:t xml:space="preserve">(c) The patient's appearance only</w:t>
+      </w:r>
+    </w:p>
+    <w:p>
+      <w:r>
+        <w:t xml:space="preserve">(d) The medication chart only</w:t>
+      </w:r>
+    </w:p>
+    <w:p>
+      <w:r>
+        <w:t xml:space="preserve">Answer: a</w:t>
+      </w:r>
+    </w:p>
+    <w:p>
+      <w:r>
+        <w:t xml:space="preserve">Solution: ✅ Correct Answer: a</w:t>
+      </w:r>
+    </w:p>
+    <w:p>
+      <w:r>
+        <w:t xml:space="preserve">🧠 Clinical Rationale: Two independent identifiers — name, date of birth, or hospital ID number — are checked against the medication record before every dose, per patient-safety standards.</w:t>
+      </w:r>
+    </w:p>
+    <w:p>
+      <w:r>
+        <w:t xml:space="preserve">❌ Why Not Other Options?</w:t>
+      </w:r>
+    </w:p>
+    <w:p>
+      <w:r>
+        <w:t xml:space="preserve">(b) — Bed numbers are unreliable because patients move.</w:t>
+      </w:r>
+    </w:p>
+    <w:p>
+      <w:r>
+        <w:t xml:space="preserve">(c) — Appearance alone cannot identify a patient reliably.</w:t>
+      </w:r>
+    </w:p>
+    <w:p>
+      <w:r>
+        <w:t xml:space="preserve">(d) — The medication chart alone is not an identity check.</w:t>
+      </w:r>
+    </w:p>
+    <w:p>
+      <w:r>
+        <w:t xml:space="preserve">⚠️ Exam Trap: "Two identifiers = name + DOB/ID; never use the bed number" — a standard patient-safety rule.</w:t>
+      </w:r>
+    </w:p>
+    <w:p>
+      <w:r>
+        <w:t xml:space="preserve">💎 PNC Pearl: "Ask the name, check the DOB — the bed number is not the patient."</w:t>
+      </w:r>
+    </w:p>
+    <w:p>
+      <w:r>
+        <w:t xml:space="preserve">Positive Marks: 1</w:t>
+      </w:r>
+    </w:p>
+    <w:p>
+      <w:r>
+        <w:t xml:space="preserve">Negative Marks: 0.25</w:t>
       </w:r>
     </w:p>
     <w:sectPr>
       <w:pgSz w:w="12240" w:h="15840"/>
-      <w:pgMar w:top="864" w:right="1008" w:bottom="864" w:left="1008" w:header="720" w:footer="720" w:gutter="0"/>
+      <w:pgMar w:top="1440" w:right="1800" w:bottom="1440" w:left="1800" w:header="720" w:footer="720" w:gutter="0"/>
       <w:cols w:space="720"/>
       <w:docGrid w:linePitch="360"/>
     </w:sectPr>
@@ -2535,10 +2065,6 @@
     <w:name w:val="Normal"/>
     <w:qFormat/>
     <w:rsid w:val="00FC693F"/>
-    <w:rPr>
-      <w:rFonts w:ascii="Calibri" w:hAnsi="Calibri"/>
-      <w:sz w:val="22"/>
-    </w:rPr>
   </w:style>
   <w:style w:type="paragraph" w:styleId="Header">
     <w:name w:val="header"/>
